--- a/docs/source/00 - Type 2 RELEASE NOTES v1.2.docx
+++ b/docs/source/00 - Type 2 RELEASE NOTES v1.2.docx
@@ -335,30 +335,32 @@
               </w:rPr>
               <w:instrText xml:space="preserve"> PAGEREF _Toc202970389 \h </w:instrText>
             </w:r>
+          </w:ins>
+          <w:r>
+            <w:rPr>
+              <w:noProof/>
+              <w:webHidden/>
+            </w:rPr>
+          </w:r>
+          <w:ins w:id="7" w:author="Andrew Instone-Cowie" w:date="2025-07-09T16:19:00Z" w16du:dateUtc="2025-07-09T15:19:00Z">
             <w:r>
               <w:rPr>
                 <w:noProof/>
                 <w:webHidden/>
               </w:rPr>
-            </w:r>
+              <w:fldChar w:fldCharType="separate"/>
+            </w:r>
+          </w:ins>
+          <w:ins w:id="8" w:author="Andrew Instone-Cowie" w:date="2025-07-09T16:20:00Z" w16du:dateUtc="2025-07-09T15:20:00Z">
             <w:r>
               <w:rPr>
                 <w:noProof/>
                 <w:webHidden/>
               </w:rPr>
-              <w:fldChar w:fldCharType="separate"/>
+              <w:t>3</w:t>
             </w:r>
           </w:ins>
-          <w:ins w:id="7" w:author="Andrew Instone-Cowie" w:date="2025-07-09T16:20:00Z" w16du:dateUtc="2025-07-09T15:20:00Z">
-            <w:r>
-              <w:rPr>
-                <w:noProof/>
-                <w:webHidden/>
-              </w:rPr>
-              <w:t>3</w:t>
-            </w:r>
-          </w:ins>
-          <w:ins w:id="8" w:author="Andrew Instone-Cowie" w:date="2025-07-09T16:19:00Z" w16du:dateUtc="2025-07-09T15:19:00Z">
+          <w:ins w:id="9" w:author="Andrew Instone-Cowie" w:date="2025-07-09T16:19:00Z" w16du:dateUtc="2025-07-09T15:19:00Z">
             <w:r>
               <w:rPr>
                 <w:noProof/>
@@ -382,7 +384,7 @@
               <w:tab w:val="right" w:leader="dot" w:pos="9016"/>
             </w:tabs>
             <w:rPr>
-              <w:ins w:id="9" w:author="Andrew Instone-Cowie" w:date="2025-07-09T16:19:00Z" w16du:dateUtc="2025-07-09T15:19:00Z"/>
+              <w:ins w:id="10" w:author="Andrew Instone-Cowie" w:date="2025-07-09T16:19:00Z" w16du:dateUtc="2025-07-09T15:19:00Z"/>
               <w:rFonts w:eastAsiaTheme="minorEastAsia"/>
               <w:noProof/>
               <w:kern w:val="2"/>
@@ -392,7 +394,7 @@
               <w14:ligatures w14:val="standardContextual"/>
             </w:rPr>
           </w:pPr>
-          <w:ins w:id="10" w:author="Andrew Instone-Cowie" w:date="2025-07-09T16:19:00Z" w16du:dateUtc="2025-07-09T15:19:00Z">
+          <w:ins w:id="11" w:author="Andrew Instone-Cowie" w:date="2025-07-09T16:19:00Z" w16du:dateUtc="2025-07-09T15:19:00Z">
             <w:r>
               <w:rPr>
                 <w:rStyle w:val="Hyperlink"/>
@@ -461,30 +463,32 @@
               </w:rPr>
               <w:instrText xml:space="preserve"> PAGEREF _Toc202970390 \h </w:instrText>
             </w:r>
+          </w:ins>
+          <w:r>
+            <w:rPr>
+              <w:noProof/>
+              <w:webHidden/>
+            </w:rPr>
+          </w:r>
+          <w:ins w:id="12" w:author="Andrew Instone-Cowie" w:date="2025-07-09T16:19:00Z" w16du:dateUtc="2025-07-09T15:19:00Z">
             <w:r>
               <w:rPr>
                 <w:noProof/>
                 <w:webHidden/>
               </w:rPr>
-            </w:r>
+              <w:fldChar w:fldCharType="separate"/>
+            </w:r>
+          </w:ins>
+          <w:ins w:id="13" w:author="Andrew Instone-Cowie" w:date="2025-07-09T16:20:00Z" w16du:dateUtc="2025-07-09T15:20:00Z">
             <w:r>
               <w:rPr>
                 <w:noProof/>
                 <w:webHidden/>
               </w:rPr>
-              <w:fldChar w:fldCharType="separate"/>
+              <w:t>4</w:t>
             </w:r>
           </w:ins>
-          <w:ins w:id="11" w:author="Andrew Instone-Cowie" w:date="2025-07-09T16:20:00Z" w16du:dateUtc="2025-07-09T15:20:00Z">
-            <w:r>
-              <w:rPr>
-                <w:noProof/>
-                <w:webHidden/>
-              </w:rPr>
-              <w:t>4</w:t>
-            </w:r>
-          </w:ins>
-          <w:ins w:id="12" w:author="Andrew Instone-Cowie" w:date="2025-07-09T16:19:00Z" w16du:dateUtc="2025-07-09T15:19:00Z">
+          <w:ins w:id="14" w:author="Andrew Instone-Cowie" w:date="2025-07-09T16:19:00Z" w16du:dateUtc="2025-07-09T15:19:00Z">
             <w:r>
               <w:rPr>
                 <w:noProof/>
@@ -508,7 +512,7 @@
               <w:tab w:val="right" w:leader="dot" w:pos="9016"/>
             </w:tabs>
             <w:rPr>
-              <w:ins w:id="13" w:author="Andrew Instone-Cowie" w:date="2025-07-09T16:19:00Z" w16du:dateUtc="2025-07-09T15:19:00Z"/>
+              <w:ins w:id="15" w:author="Andrew Instone-Cowie" w:date="2025-07-09T16:19:00Z" w16du:dateUtc="2025-07-09T15:19:00Z"/>
               <w:rFonts w:eastAsiaTheme="minorEastAsia"/>
               <w:noProof/>
               <w:kern w:val="2"/>
@@ -518,7 +522,7 @@
               <w14:ligatures w14:val="standardContextual"/>
             </w:rPr>
           </w:pPr>
-          <w:ins w:id="14" w:author="Andrew Instone-Cowie" w:date="2025-07-09T16:19:00Z" w16du:dateUtc="2025-07-09T15:19:00Z">
+          <w:ins w:id="16" w:author="Andrew Instone-Cowie" w:date="2025-07-09T16:19:00Z" w16du:dateUtc="2025-07-09T15:19:00Z">
             <w:r>
               <w:rPr>
                 <w:rStyle w:val="Hyperlink"/>
@@ -588,30 +592,32 @@
               </w:rPr>
               <w:instrText xml:space="preserve"> PAGEREF _Toc202970391 \h </w:instrText>
             </w:r>
+          </w:ins>
+          <w:r>
+            <w:rPr>
+              <w:noProof/>
+              <w:webHidden/>
+            </w:rPr>
+          </w:r>
+          <w:ins w:id="17" w:author="Andrew Instone-Cowie" w:date="2025-07-09T16:19:00Z" w16du:dateUtc="2025-07-09T15:19:00Z">
             <w:r>
               <w:rPr>
                 <w:noProof/>
                 <w:webHidden/>
               </w:rPr>
-            </w:r>
+              <w:fldChar w:fldCharType="separate"/>
+            </w:r>
+          </w:ins>
+          <w:ins w:id="18" w:author="Andrew Instone-Cowie" w:date="2025-07-09T16:20:00Z" w16du:dateUtc="2025-07-09T15:20:00Z">
             <w:r>
               <w:rPr>
                 <w:noProof/>
                 <w:webHidden/>
               </w:rPr>
-              <w:fldChar w:fldCharType="separate"/>
+              <w:t>4</w:t>
             </w:r>
           </w:ins>
-          <w:ins w:id="15" w:author="Andrew Instone-Cowie" w:date="2025-07-09T16:20:00Z" w16du:dateUtc="2025-07-09T15:20:00Z">
-            <w:r>
-              <w:rPr>
-                <w:noProof/>
-                <w:webHidden/>
-              </w:rPr>
-              <w:t>4</w:t>
-            </w:r>
-          </w:ins>
-          <w:ins w:id="16" w:author="Andrew Instone-Cowie" w:date="2025-07-09T16:19:00Z" w16du:dateUtc="2025-07-09T15:19:00Z">
+          <w:ins w:id="19" w:author="Andrew Instone-Cowie" w:date="2025-07-09T16:19:00Z" w16du:dateUtc="2025-07-09T15:19:00Z">
             <w:r>
               <w:rPr>
                 <w:noProof/>
@@ -635,7 +641,7 @@
               <w:tab w:val="right" w:leader="dot" w:pos="9016"/>
             </w:tabs>
             <w:rPr>
-              <w:ins w:id="17" w:author="Andrew Instone-Cowie" w:date="2025-07-09T16:19:00Z" w16du:dateUtc="2025-07-09T15:19:00Z"/>
+              <w:ins w:id="20" w:author="Andrew Instone-Cowie" w:date="2025-07-09T16:19:00Z" w16du:dateUtc="2025-07-09T15:19:00Z"/>
               <w:rFonts w:eastAsiaTheme="minorEastAsia"/>
               <w:noProof/>
               <w:kern w:val="2"/>
@@ -645,7 +651,7 @@
               <w14:ligatures w14:val="standardContextual"/>
             </w:rPr>
           </w:pPr>
-          <w:ins w:id="18" w:author="Andrew Instone-Cowie" w:date="2025-07-09T16:19:00Z" w16du:dateUtc="2025-07-09T15:19:00Z">
+          <w:ins w:id="21" w:author="Andrew Instone-Cowie" w:date="2025-07-09T16:19:00Z" w16du:dateUtc="2025-07-09T15:19:00Z">
             <w:r>
               <w:rPr>
                 <w:rStyle w:val="Hyperlink"/>
@@ -714,30 +720,32 @@
               </w:rPr>
               <w:instrText xml:space="preserve"> PAGEREF _Toc202970392 \h </w:instrText>
             </w:r>
+          </w:ins>
+          <w:r>
+            <w:rPr>
+              <w:noProof/>
+              <w:webHidden/>
+            </w:rPr>
+          </w:r>
+          <w:ins w:id="22" w:author="Andrew Instone-Cowie" w:date="2025-07-09T16:19:00Z" w16du:dateUtc="2025-07-09T15:19:00Z">
             <w:r>
               <w:rPr>
                 <w:noProof/>
                 <w:webHidden/>
               </w:rPr>
-            </w:r>
+              <w:fldChar w:fldCharType="separate"/>
+            </w:r>
+          </w:ins>
+          <w:ins w:id="23" w:author="Andrew Instone-Cowie" w:date="2025-07-09T16:20:00Z" w16du:dateUtc="2025-07-09T15:20:00Z">
             <w:r>
               <w:rPr>
                 <w:noProof/>
                 <w:webHidden/>
               </w:rPr>
-              <w:fldChar w:fldCharType="separate"/>
+              <w:t>5</w:t>
             </w:r>
           </w:ins>
-          <w:ins w:id="19" w:author="Andrew Instone-Cowie" w:date="2025-07-09T16:20:00Z" w16du:dateUtc="2025-07-09T15:20:00Z">
-            <w:r>
-              <w:rPr>
-                <w:noProof/>
-                <w:webHidden/>
-              </w:rPr>
-              <w:t>5</w:t>
-            </w:r>
-          </w:ins>
-          <w:ins w:id="20" w:author="Andrew Instone-Cowie" w:date="2025-07-09T16:19:00Z" w16du:dateUtc="2025-07-09T15:19:00Z">
+          <w:ins w:id="24" w:author="Andrew Instone-Cowie" w:date="2025-07-09T16:19:00Z" w16du:dateUtc="2025-07-09T15:19:00Z">
             <w:r>
               <w:rPr>
                 <w:noProof/>
@@ -761,7 +769,7 @@
               <w:tab w:val="right" w:leader="dot" w:pos="9016"/>
             </w:tabs>
             <w:rPr>
-              <w:ins w:id="21" w:author="Andrew Instone-Cowie" w:date="2025-07-09T16:19:00Z" w16du:dateUtc="2025-07-09T15:19:00Z"/>
+              <w:ins w:id="25" w:author="Andrew Instone-Cowie" w:date="2025-07-09T16:19:00Z" w16du:dateUtc="2025-07-09T15:19:00Z"/>
               <w:rFonts w:eastAsiaTheme="minorEastAsia"/>
               <w:noProof/>
               <w:kern w:val="2"/>
@@ -771,7 +779,7 @@
               <w14:ligatures w14:val="standardContextual"/>
             </w:rPr>
           </w:pPr>
-          <w:ins w:id="22" w:author="Andrew Instone-Cowie" w:date="2025-07-09T16:19:00Z" w16du:dateUtc="2025-07-09T15:19:00Z">
+          <w:ins w:id="26" w:author="Andrew Instone-Cowie" w:date="2025-07-09T16:19:00Z" w16du:dateUtc="2025-07-09T15:19:00Z">
             <w:r>
               <w:rPr>
                 <w:rStyle w:val="Hyperlink"/>
@@ -840,30 +848,32 @@
               </w:rPr>
               <w:instrText xml:space="preserve"> PAGEREF _Toc202970393 \h </w:instrText>
             </w:r>
+          </w:ins>
+          <w:r>
+            <w:rPr>
+              <w:noProof/>
+              <w:webHidden/>
+            </w:rPr>
+          </w:r>
+          <w:ins w:id="27" w:author="Andrew Instone-Cowie" w:date="2025-07-09T16:19:00Z" w16du:dateUtc="2025-07-09T15:19:00Z">
             <w:r>
               <w:rPr>
                 <w:noProof/>
                 <w:webHidden/>
               </w:rPr>
-            </w:r>
+              <w:fldChar w:fldCharType="separate"/>
+            </w:r>
+          </w:ins>
+          <w:ins w:id="28" w:author="Andrew Instone-Cowie" w:date="2025-07-09T16:20:00Z" w16du:dateUtc="2025-07-09T15:20:00Z">
             <w:r>
               <w:rPr>
                 <w:noProof/>
                 <w:webHidden/>
               </w:rPr>
-              <w:fldChar w:fldCharType="separate"/>
+              <w:t>5</w:t>
             </w:r>
           </w:ins>
-          <w:ins w:id="23" w:author="Andrew Instone-Cowie" w:date="2025-07-09T16:20:00Z" w16du:dateUtc="2025-07-09T15:20:00Z">
-            <w:r>
-              <w:rPr>
-                <w:noProof/>
-                <w:webHidden/>
-              </w:rPr>
-              <w:t>5</w:t>
-            </w:r>
-          </w:ins>
-          <w:ins w:id="24" w:author="Andrew Instone-Cowie" w:date="2025-07-09T16:19:00Z" w16du:dateUtc="2025-07-09T15:19:00Z">
+          <w:ins w:id="29" w:author="Andrew Instone-Cowie" w:date="2025-07-09T16:19:00Z" w16du:dateUtc="2025-07-09T15:19:00Z">
             <w:r>
               <w:rPr>
                 <w:noProof/>
@@ -887,7 +897,7 @@
               <w:tab w:val="right" w:leader="dot" w:pos="9016"/>
             </w:tabs>
             <w:rPr>
-              <w:ins w:id="25" w:author="Andrew Instone-Cowie" w:date="2025-07-09T16:19:00Z" w16du:dateUtc="2025-07-09T15:19:00Z"/>
+              <w:ins w:id="30" w:author="Andrew Instone-Cowie" w:date="2025-07-09T16:19:00Z" w16du:dateUtc="2025-07-09T15:19:00Z"/>
               <w:noProof/>
               <w:kern w:val="2"/>
               <w:sz w:val="24"/>
@@ -896,7 +906,7 @@
               <w14:ligatures w14:val="standardContextual"/>
             </w:rPr>
           </w:pPr>
-          <w:ins w:id="26" w:author="Andrew Instone-Cowie" w:date="2025-07-09T16:19:00Z" w16du:dateUtc="2025-07-09T15:19:00Z">
+          <w:ins w:id="31" w:author="Andrew Instone-Cowie" w:date="2025-07-09T16:19:00Z" w16du:dateUtc="2025-07-09T15:19:00Z">
             <w:r>
               <w:rPr>
                 <w:rStyle w:val="Hyperlink"/>
@@ -965,30 +975,32 @@
               </w:rPr>
               <w:instrText xml:space="preserve"> PAGEREF _Toc202970394 \h </w:instrText>
             </w:r>
+          </w:ins>
+          <w:r>
+            <w:rPr>
+              <w:noProof/>
+              <w:webHidden/>
+            </w:rPr>
+          </w:r>
+          <w:ins w:id="32" w:author="Andrew Instone-Cowie" w:date="2025-07-09T16:19:00Z" w16du:dateUtc="2025-07-09T15:19:00Z">
             <w:r>
               <w:rPr>
                 <w:noProof/>
                 <w:webHidden/>
               </w:rPr>
-            </w:r>
+              <w:fldChar w:fldCharType="separate"/>
+            </w:r>
+          </w:ins>
+          <w:ins w:id="33" w:author="Andrew Instone-Cowie" w:date="2025-07-09T16:20:00Z" w16du:dateUtc="2025-07-09T15:20:00Z">
             <w:r>
               <w:rPr>
                 <w:noProof/>
                 <w:webHidden/>
               </w:rPr>
-              <w:fldChar w:fldCharType="separate"/>
+              <w:t>5</w:t>
             </w:r>
           </w:ins>
-          <w:ins w:id="27" w:author="Andrew Instone-Cowie" w:date="2025-07-09T16:20:00Z" w16du:dateUtc="2025-07-09T15:20:00Z">
-            <w:r>
-              <w:rPr>
-                <w:noProof/>
-                <w:webHidden/>
-              </w:rPr>
-              <w:t>5</w:t>
-            </w:r>
-          </w:ins>
-          <w:ins w:id="28" w:author="Andrew Instone-Cowie" w:date="2025-07-09T16:19:00Z" w16du:dateUtc="2025-07-09T15:19:00Z">
+          <w:ins w:id="34" w:author="Andrew Instone-Cowie" w:date="2025-07-09T16:19:00Z" w16du:dateUtc="2025-07-09T15:19:00Z">
             <w:r>
               <w:rPr>
                 <w:noProof/>
@@ -1012,7 +1024,7 @@
               <w:tab w:val="right" w:leader="dot" w:pos="9016"/>
             </w:tabs>
             <w:rPr>
-              <w:ins w:id="29" w:author="Andrew Instone-Cowie" w:date="2025-07-09T16:19:00Z" w16du:dateUtc="2025-07-09T15:19:00Z"/>
+              <w:ins w:id="35" w:author="Andrew Instone-Cowie" w:date="2025-07-09T16:19:00Z" w16du:dateUtc="2025-07-09T15:19:00Z"/>
               <w:noProof/>
               <w:kern w:val="2"/>
               <w:sz w:val="24"/>
@@ -1021,7 +1033,7 @@
               <w14:ligatures w14:val="standardContextual"/>
             </w:rPr>
           </w:pPr>
-          <w:ins w:id="30" w:author="Andrew Instone-Cowie" w:date="2025-07-09T16:19:00Z" w16du:dateUtc="2025-07-09T15:19:00Z">
+          <w:ins w:id="36" w:author="Andrew Instone-Cowie" w:date="2025-07-09T16:19:00Z" w16du:dateUtc="2025-07-09T15:19:00Z">
             <w:r>
               <w:rPr>
                 <w:rStyle w:val="Hyperlink"/>
@@ -1090,30 +1102,32 @@
               </w:rPr>
               <w:instrText xml:space="preserve"> PAGEREF _Toc202970395 \h </w:instrText>
             </w:r>
+          </w:ins>
+          <w:r>
+            <w:rPr>
+              <w:noProof/>
+              <w:webHidden/>
+            </w:rPr>
+          </w:r>
+          <w:ins w:id="37" w:author="Andrew Instone-Cowie" w:date="2025-07-09T16:19:00Z" w16du:dateUtc="2025-07-09T15:19:00Z">
             <w:r>
               <w:rPr>
                 <w:noProof/>
                 <w:webHidden/>
               </w:rPr>
-            </w:r>
+              <w:fldChar w:fldCharType="separate"/>
+            </w:r>
+          </w:ins>
+          <w:ins w:id="38" w:author="Andrew Instone-Cowie" w:date="2025-07-09T16:20:00Z" w16du:dateUtc="2025-07-09T15:20:00Z">
             <w:r>
               <w:rPr>
                 <w:noProof/>
                 <w:webHidden/>
               </w:rPr>
-              <w:fldChar w:fldCharType="separate"/>
+              <w:t>5</w:t>
             </w:r>
           </w:ins>
-          <w:ins w:id="31" w:author="Andrew Instone-Cowie" w:date="2025-07-09T16:20:00Z" w16du:dateUtc="2025-07-09T15:20:00Z">
-            <w:r>
-              <w:rPr>
-                <w:noProof/>
-                <w:webHidden/>
-              </w:rPr>
-              <w:t>5</w:t>
-            </w:r>
-          </w:ins>
-          <w:ins w:id="32" w:author="Andrew Instone-Cowie" w:date="2025-07-09T16:19:00Z" w16du:dateUtc="2025-07-09T15:19:00Z">
+          <w:ins w:id="39" w:author="Andrew Instone-Cowie" w:date="2025-07-09T16:19:00Z" w16du:dateUtc="2025-07-09T15:19:00Z">
             <w:r>
               <w:rPr>
                 <w:noProof/>
@@ -1137,7 +1151,7 @@
               <w:tab w:val="right" w:leader="dot" w:pos="9016"/>
             </w:tabs>
             <w:rPr>
-              <w:ins w:id="33" w:author="Andrew Instone-Cowie" w:date="2025-07-09T16:19:00Z" w16du:dateUtc="2025-07-09T15:19:00Z"/>
+              <w:ins w:id="40" w:author="Andrew Instone-Cowie" w:date="2025-07-09T16:19:00Z" w16du:dateUtc="2025-07-09T15:19:00Z"/>
               <w:noProof/>
               <w:kern w:val="2"/>
               <w:sz w:val="24"/>
@@ -1146,7 +1160,7 @@
               <w14:ligatures w14:val="standardContextual"/>
             </w:rPr>
           </w:pPr>
-          <w:ins w:id="34" w:author="Andrew Instone-Cowie" w:date="2025-07-09T16:19:00Z" w16du:dateUtc="2025-07-09T15:19:00Z">
+          <w:ins w:id="41" w:author="Andrew Instone-Cowie" w:date="2025-07-09T16:19:00Z" w16du:dateUtc="2025-07-09T15:19:00Z">
             <w:r>
               <w:rPr>
                 <w:rStyle w:val="Hyperlink"/>
@@ -1215,263 +1229,14 @@
               </w:rPr>
               <w:instrText xml:space="preserve"> PAGEREF _Toc202970396 \h </w:instrText>
             </w:r>
-            <w:r>
-              <w:rPr>
-                <w:noProof/>
-                <w:webHidden/>
-              </w:rPr>
-            </w:r>
-            <w:r>
-              <w:rPr>
-                <w:noProof/>
-                <w:webHidden/>
-              </w:rPr>
-              <w:fldChar w:fldCharType="separate"/>
-            </w:r>
           </w:ins>
-          <w:ins w:id="35" w:author="Andrew Instone-Cowie" w:date="2025-07-09T16:20:00Z" w16du:dateUtc="2025-07-09T15:20:00Z">
-            <w:r>
-              <w:rPr>
-                <w:noProof/>
-                <w:webHidden/>
-              </w:rPr>
-              <w:t>5</w:t>
-            </w:r>
-          </w:ins>
-          <w:ins w:id="36" w:author="Andrew Instone-Cowie" w:date="2025-07-09T16:19:00Z" w16du:dateUtc="2025-07-09T15:19:00Z">
-            <w:r>
-              <w:rPr>
-                <w:noProof/>
-                <w:webHidden/>
-              </w:rPr>
-              <w:fldChar w:fldCharType="end"/>
-            </w:r>
-            <w:r>
-              <w:rPr>
-                <w:rStyle w:val="Hyperlink"/>
-                <w:noProof/>
-              </w:rPr>
-              <w:fldChar w:fldCharType="end"/>
-            </w:r>
-          </w:ins>
-        </w:p>
-        <w:p>
-          <w:pPr>
-            <w:pStyle w:val="TOC3"/>
-            <w:tabs>
-              <w:tab w:val="right" w:leader="dot" w:pos="9016"/>
-            </w:tabs>
+          <w:r>
             <w:rPr>
-              <w:ins w:id="37" w:author="Andrew Instone-Cowie" w:date="2025-07-09T16:19:00Z" w16du:dateUtc="2025-07-09T15:19:00Z"/>
               <w:noProof/>
-              <w:kern w:val="2"/>
-              <w:sz w:val="24"/>
-              <w:szCs w:val="24"/>
-              <w:lang w:val="en-GB" w:eastAsia="en-GB"/>
-              <w14:ligatures w14:val="standardContextual"/>
+              <w:webHidden/>
             </w:rPr>
-          </w:pPr>
-          <w:ins w:id="38" w:author="Andrew Instone-Cowie" w:date="2025-07-09T16:19:00Z" w16du:dateUtc="2025-07-09T15:19:00Z">
-            <w:r>
-              <w:rPr>
-                <w:rStyle w:val="Hyperlink"/>
-                <w:noProof/>
-              </w:rPr>
-              <w:fldChar w:fldCharType="begin"/>
-            </w:r>
-            <w:r>
-              <w:rPr>
-                <w:rStyle w:val="Hyperlink"/>
-                <w:noProof/>
-              </w:rPr>
-              <w:instrText xml:space="preserve"> </w:instrText>
-            </w:r>
-            <w:r>
-              <w:rPr>
-                <w:noProof/>
-              </w:rPr>
-              <w:instrText>HYPERLINK \l "_Toc202970397"</w:instrText>
-            </w:r>
-            <w:r>
-              <w:rPr>
-                <w:rStyle w:val="Hyperlink"/>
-                <w:noProof/>
-              </w:rPr>
-              <w:instrText xml:space="preserve"> </w:instrText>
-            </w:r>
-            <w:r>
-              <w:rPr>
-                <w:rStyle w:val="Hyperlink"/>
-                <w:noProof/>
-              </w:rPr>
-            </w:r>
-            <w:r>
-              <w:rPr>
-                <w:rStyle w:val="Hyperlink"/>
-                <w:noProof/>
-              </w:rPr>
-              <w:fldChar w:fldCharType="separate"/>
-            </w:r>
-            <w:r>
-              <w:rPr>
-                <w:rStyle w:val="Hyperlink"/>
-                <w:noProof/>
-              </w:rPr>
-              <w:t>Component Changes</w:t>
-            </w:r>
-            <w:r>
-              <w:rPr>
-                <w:noProof/>
-                <w:webHidden/>
-              </w:rPr>
-              <w:tab/>
-            </w:r>
-            <w:r>
-              <w:rPr>
-                <w:noProof/>
-                <w:webHidden/>
-              </w:rPr>
-              <w:fldChar w:fldCharType="begin"/>
-            </w:r>
-            <w:r>
-              <w:rPr>
-                <w:noProof/>
-                <w:webHidden/>
-              </w:rPr>
-              <w:instrText xml:space="preserve"> PAGEREF _Toc202970397 \h </w:instrText>
-            </w:r>
-            <w:r>
-              <w:rPr>
-                <w:noProof/>
-                <w:webHidden/>
-              </w:rPr>
-            </w:r>
-            <w:r>
-              <w:rPr>
-                <w:noProof/>
-                <w:webHidden/>
-              </w:rPr>
-              <w:fldChar w:fldCharType="separate"/>
-            </w:r>
-          </w:ins>
-          <w:ins w:id="39" w:author="Andrew Instone-Cowie" w:date="2025-07-09T16:20:00Z" w16du:dateUtc="2025-07-09T15:20:00Z">
-            <w:r>
-              <w:rPr>
-                <w:noProof/>
-                <w:webHidden/>
-              </w:rPr>
-              <w:t>5</w:t>
-            </w:r>
-          </w:ins>
-          <w:ins w:id="40" w:author="Andrew Instone-Cowie" w:date="2025-07-09T16:19:00Z" w16du:dateUtc="2025-07-09T15:19:00Z">
-            <w:r>
-              <w:rPr>
-                <w:noProof/>
-                <w:webHidden/>
-              </w:rPr>
-              <w:fldChar w:fldCharType="end"/>
-            </w:r>
-            <w:r>
-              <w:rPr>
-                <w:rStyle w:val="Hyperlink"/>
-                <w:noProof/>
-              </w:rPr>
-              <w:fldChar w:fldCharType="end"/>
-            </w:r>
-          </w:ins>
-        </w:p>
-        <w:p>
-          <w:pPr>
-            <w:pStyle w:val="TOC2"/>
-            <w:tabs>
-              <w:tab w:val="right" w:leader="dot" w:pos="9016"/>
-            </w:tabs>
-            <w:rPr>
-              <w:ins w:id="41" w:author="Andrew Instone-Cowie" w:date="2025-07-09T16:19:00Z" w16du:dateUtc="2025-07-09T15:19:00Z"/>
-              <w:rFonts w:eastAsiaTheme="minorEastAsia"/>
-              <w:noProof/>
-              <w:kern w:val="2"/>
-              <w:sz w:val="24"/>
-              <w:szCs w:val="24"/>
-              <w:lang w:eastAsia="en-GB"/>
-              <w14:ligatures w14:val="standardContextual"/>
-            </w:rPr>
-          </w:pPr>
+          </w:r>
           <w:ins w:id="42" w:author="Andrew Instone-Cowie" w:date="2025-07-09T16:19:00Z" w16du:dateUtc="2025-07-09T15:19:00Z">
-            <w:r>
-              <w:rPr>
-                <w:rStyle w:val="Hyperlink"/>
-                <w:noProof/>
-              </w:rPr>
-              <w:fldChar w:fldCharType="begin"/>
-            </w:r>
-            <w:r>
-              <w:rPr>
-                <w:rStyle w:val="Hyperlink"/>
-                <w:noProof/>
-              </w:rPr>
-              <w:instrText xml:space="preserve"> </w:instrText>
-            </w:r>
-            <w:r>
-              <w:rPr>
-                <w:noProof/>
-              </w:rPr>
-              <w:instrText>HYPERLINK \l "_Toc202970398"</w:instrText>
-            </w:r>
-            <w:r>
-              <w:rPr>
-                <w:rStyle w:val="Hyperlink"/>
-                <w:noProof/>
-              </w:rPr>
-              <w:instrText xml:space="preserve"> </w:instrText>
-            </w:r>
-            <w:r>
-              <w:rPr>
-                <w:rStyle w:val="Hyperlink"/>
-                <w:noProof/>
-              </w:rPr>
-            </w:r>
-            <w:r>
-              <w:rPr>
-                <w:rStyle w:val="Hyperlink"/>
-                <w:noProof/>
-              </w:rPr>
-              <w:fldChar w:fldCharType="separate"/>
-            </w:r>
-            <w:r>
-              <w:rPr>
-                <w:rStyle w:val="Hyperlink"/>
-                <w:noProof/>
-              </w:rPr>
-              <w:t>April 2025</w:t>
-            </w:r>
-            <w:r>
-              <w:rPr>
-                <w:noProof/>
-                <w:webHidden/>
-              </w:rPr>
-              <w:tab/>
-            </w:r>
-            <w:r>
-              <w:rPr>
-                <w:noProof/>
-                <w:webHidden/>
-              </w:rPr>
-              <w:fldChar w:fldCharType="begin"/>
-            </w:r>
-            <w:r>
-              <w:rPr>
-                <w:noProof/>
-                <w:webHidden/>
-              </w:rPr>
-              <w:instrText xml:space="preserve"> PAGEREF _Toc202970398 \h </w:instrText>
-            </w:r>
-            <w:r>
-              <w:rPr>
-                <w:noProof/>
-                <w:webHidden/>
-              </w:rPr>
-            </w:r>
             <w:r>
               <w:rPr>
                 <w:noProof/>
@@ -1541,7 +1306,7 @@
               <w:rPr>
                 <w:noProof/>
               </w:rPr>
-              <w:instrText>HYPERLINK \l "_Toc202970399"</w:instrText>
+              <w:instrText>HYPERLINK \l "_Toc202970397"</w:instrText>
             </w:r>
             <w:r>
               <w:rPr>
@@ -1568,7 +1333,7 @@
                 <w:rStyle w:val="Hyperlink"/>
                 <w:noProof/>
               </w:rPr>
-              <w:t>Type 1 – Type 2 Interface Adapter</w:t>
+              <w:t>Component Changes</w:t>
             </w:r>
             <w:r>
               <w:rPr>
@@ -1589,32 +1354,162 @@
                 <w:noProof/>
                 <w:webHidden/>
               </w:rPr>
-              <w:instrText xml:space="preserve"> PAGEREF _Toc202970399 \h </w:instrText>
-            </w:r>
+              <w:instrText xml:space="preserve"> PAGEREF _Toc202970397 \h </w:instrText>
+            </w:r>
+          </w:ins>
+          <w:r>
+            <w:rPr>
+              <w:noProof/>
+              <w:webHidden/>
+            </w:rPr>
+          </w:r>
+          <w:ins w:id="47" w:author="Andrew Instone-Cowie" w:date="2025-07-09T16:19:00Z" w16du:dateUtc="2025-07-09T15:19:00Z">
             <w:r>
               <w:rPr>
                 <w:noProof/>
                 <w:webHidden/>
               </w:rPr>
-            </w:r>
+              <w:fldChar w:fldCharType="separate"/>
+            </w:r>
+          </w:ins>
+          <w:ins w:id="48" w:author="Andrew Instone-Cowie" w:date="2025-07-09T16:20:00Z" w16du:dateUtc="2025-07-09T15:20:00Z">
             <w:r>
               <w:rPr>
                 <w:noProof/>
                 <w:webHidden/>
               </w:rPr>
+              <w:t>5</w:t>
+            </w:r>
+          </w:ins>
+          <w:ins w:id="49" w:author="Andrew Instone-Cowie" w:date="2025-07-09T16:19:00Z" w16du:dateUtc="2025-07-09T15:19:00Z">
+            <w:r>
+              <w:rPr>
+                <w:noProof/>
+                <w:webHidden/>
+              </w:rPr>
+              <w:fldChar w:fldCharType="end"/>
+            </w:r>
+            <w:r>
+              <w:rPr>
+                <w:rStyle w:val="Hyperlink"/>
+                <w:noProof/>
+              </w:rPr>
+              <w:fldChar w:fldCharType="end"/>
+            </w:r>
+          </w:ins>
+        </w:p>
+        <w:p>
+          <w:pPr>
+            <w:pStyle w:val="TOC2"/>
+            <w:tabs>
+              <w:tab w:val="right" w:leader="dot" w:pos="9016"/>
+            </w:tabs>
+            <w:rPr>
+              <w:ins w:id="50" w:author="Andrew Instone-Cowie" w:date="2025-07-09T16:19:00Z" w16du:dateUtc="2025-07-09T15:19:00Z"/>
+              <w:rFonts w:eastAsiaTheme="minorEastAsia"/>
+              <w:noProof/>
+              <w:kern w:val="2"/>
+              <w:sz w:val="24"/>
+              <w:szCs w:val="24"/>
+              <w:lang w:eastAsia="en-GB"/>
+              <w14:ligatures w14:val="standardContextual"/>
+            </w:rPr>
+          </w:pPr>
+          <w:ins w:id="51" w:author="Andrew Instone-Cowie" w:date="2025-07-09T16:19:00Z" w16du:dateUtc="2025-07-09T15:19:00Z">
+            <w:r>
+              <w:rPr>
+                <w:rStyle w:val="Hyperlink"/>
+                <w:noProof/>
+              </w:rPr>
+              <w:fldChar w:fldCharType="begin"/>
+            </w:r>
+            <w:r>
+              <w:rPr>
+                <w:rStyle w:val="Hyperlink"/>
+                <w:noProof/>
+              </w:rPr>
+              <w:instrText xml:space="preserve"> </w:instrText>
+            </w:r>
+            <w:r>
+              <w:rPr>
+                <w:noProof/>
+              </w:rPr>
+              <w:instrText>HYPERLINK \l "_Toc202970398"</w:instrText>
+            </w:r>
+            <w:r>
+              <w:rPr>
+                <w:rStyle w:val="Hyperlink"/>
+                <w:noProof/>
+              </w:rPr>
+              <w:instrText xml:space="preserve"> </w:instrText>
+            </w:r>
+            <w:r>
+              <w:rPr>
+                <w:rStyle w:val="Hyperlink"/>
+                <w:noProof/>
+              </w:rPr>
+            </w:r>
+            <w:r>
+              <w:rPr>
+                <w:rStyle w:val="Hyperlink"/>
+                <w:noProof/>
+              </w:rPr>
               <w:fldChar w:fldCharType="separate"/>
             </w:r>
+            <w:r>
+              <w:rPr>
+                <w:rStyle w:val="Hyperlink"/>
+                <w:noProof/>
+              </w:rPr>
+              <w:t>April 2025</w:t>
+            </w:r>
+            <w:r>
+              <w:rPr>
+                <w:noProof/>
+                <w:webHidden/>
+              </w:rPr>
+              <w:tab/>
+            </w:r>
+            <w:r>
+              <w:rPr>
+                <w:noProof/>
+                <w:webHidden/>
+              </w:rPr>
+              <w:fldChar w:fldCharType="begin"/>
+            </w:r>
+            <w:r>
+              <w:rPr>
+                <w:noProof/>
+                <w:webHidden/>
+              </w:rPr>
+              <w:instrText xml:space="preserve"> PAGEREF _Toc202970398 \h </w:instrText>
+            </w:r>
           </w:ins>
-          <w:ins w:id="47" w:author="Andrew Instone-Cowie" w:date="2025-07-09T16:20:00Z" w16du:dateUtc="2025-07-09T15:20:00Z">
+          <w:r>
+            <w:rPr>
+              <w:noProof/>
+              <w:webHidden/>
+            </w:rPr>
+          </w:r>
+          <w:ins w:id="52" w:author="Andrew Instone-Cowie" w:date="2025-07-09T16:19:00Z" w16du:dateUtc="2025-07-09T15:19:00Z">
             <w:r>
               <w:rPr>
                 <w:noProof/>
                 <w:webHidden/>
               </w:rPr>
+              <w:fldChar w:fldCharType="separate"/>
+            </w:r>
+          </w:ins>
+          <w:ins w:id="53" w:author="Andrew Instone-Cowie" w:date="2025-07-09T16:20:00Z" w16du:dateUtc="2025-07-09T15:20:00Z">
+            <w:r>
+              <w:rPr>
+                <w:noProof/>
+                <w:webHidden/>
+              </w:rPr>
               <w:t>5</w:t>
             </w:r>
           </w:ins>
-          <w:ins w:id="48" w:author="Andrew Instone-Cowie" w:date="2025-07-09T16:19:00Z" w16du:dateUtc="2025-07-09T15:19:00Z">
+          <w:ins w:id="54" w:author="Andrew Instone-Cowie" w:date="2025-07-09T16:19:00Z" w16du:dateUtc="2025-07-09T15:19:00Z">
             <w:r>
               <w:rPr>
                 <w:noProof/>
@@ -1638,7 +1533,7 @@
               <w:tab w:val="right" w:leader="dot" w:pos="9016"/>
             </w:tabs>
             <w:rPr>
-              <w:ins w:id="49" w:author="Andrew Instone-Cowie" w:date="2025-07-09T16:19:00Z" w16du:dateUtc="2025-07-09T15:19:00Z"/>
+              <w:ins w:id="55" w:author="Andrew Instone-Cowie" w:date="2025-07-09T16:19:00Z" w16du:dateUtc="2025-07-09T15:19:00Z"/>
               <w:noProof/>
               <w:kern w:val="2"/>
               <w:sz w:val="24"/>
@@ -1647,7 +1542,7 @@
               <w14:ligatures w14:val="standardContextual"/>
             </w:rPr>
           </w:pPr>
-          <w:ins w:id="50" w:author="Andrew Instone-Cowie" w:date="2025-07-09T16:19:00Z" w16du:dateUtc="2025-07-09T15:19:00Z">
+          <w:ins w:id="56" w:author="Andrew Instone-Cowie" w:date="2025-07-09T16:19:00Z" w16du:dateUtc="2025-07-09T15:19:00Z">
             <w:r>
               <w:rPr>
                 <w:rStyle w:val="Hyperlink"/>
@@ -1666,6 +1561,133 @@
               <w:rPr>
                 <w:noProof/>
               </w:rPr>
+              <w:instrText>HYPERLINK \l "_Toc202970399"</w:instrText>
+            </w:r>
+            <w:r>
+              <w:rPr>
+                <w:rStyle w:val="Hyperlink"/>
+                <w:noProof/>
+              </w:rPr>
+              <w:instrText xml:space="preserve"> </w:instrText>
+            </w:r>
+            <w:r>
+              <w:rPr>
+                <w:rStyle w:val="Hyperlink"/>
+                <w:noProof/>
+              </w:rPr>
+            </w:r>
+            <w:r>
+              <w:rPr>
+                <w:rStyle w:val="Hyperlink"/>
+                <w:noProof/>
+              </w:rPr>
+              <w:fldChar w:fldCharType="separate"/>
+            </w:r>
+            <w:r>
+              <w:rPr>
+                <w:rStyle w:val="Hyperlink"/>
+                <w:noProof/>
+              </w:rPr>
+              <w:t>Type 1 – Type 2 Interface Adapter</w:t>
+            </w:r>
+            <w:r>
+              <w:rPr>
+                <w:noProof/>
+                <w:webHidden/>
+              </w:rPr>
+              <w:tab/>
+            </w:r>
+            <w:r>
+              <w:rPr>
+                <w:noProof/>
+                <w:webHidden/>
+              </w:rPr>
+              <w:fldChar w:fldCharType="begin"/>
+            </w:r>
+            <w:r>
+              <w:rPr>
+                <w:noProof/>
+                <w:webHidden/>
+              </w:rPr>
+              <w:instrText xml:space="preserve"> PAGEREF _Toc202970399 \h </w:instrText>
+            </w:r>
+          </w:ins>
+          <w:r>
+            <w:rPr>
+              <w:noProof/>
+              <w:webHidden/>
+            </w:rPr>
+          </w:r>
+          <w:ins w:id="57" w:author="Andrew Instone-Cowie" w:date="2025-07-09T16:19:00Z" w16du:dateUtc="2025-07-09T15:19:00Z">
+            <w:r>
+              <w:rPr>
+                <w:noProof/>
+                <w:webHidden/>
+              </w:rPr>
+              <w:fldChar w:fldCharType="separate"/>
+            </w:r>
+          </w:ins>
+          <w:ins w:id="58" w:author="Andrew Instone-Cowie" w:date="2025-07-09T16:20:00Z" w16du:dateUtc="2025-07-09T15:20:00Z">
+            <w:r>
+              <w:rPr>
+                <w:noProof/>
+                <w:webHidden/>
+              </w:rPr>
+              <w:t>5</w:t>
+            </w:r>
+          </w:ins>
+          <w:ins w:id="59" w:author="Andrew Instone-Cowie" w:date="2025-07-09T16:19:00Z" w16du:dateUtc="2025-07-09T15:19:00Z">
+            <w:r>
+              <w:rPr>
+                <w:noProof/>
+                <w:webHidden/>
+              </w:rPr>
+              <w:fldChar w:fldCharType="end"/>
+            </w:r>
+            <w:r>
+              <w:rPr>
+                <w:rStyle w:val="Hyperlink"/>
+                <w:noProof/>
+              </w:rPr>
+              <w:fldChar w:fldCharType="end"/>
+            </w:r>
+          </w:ins>
+        </w:p>
+        <w:p>
+          <w:pPr>
+            <w:pStyle w:val="TOC3"/>
+            <w:tabs>
+              <w:tab w:val="right" w:leader="dot" w:pos="9016"/>
+            </w:tabs>
+            <w:rPr>
+              <w:ins w:id="60" w:author="Andrew Instone-Cowie" w:date="2025-07-09T16:19:00Z" w16du:dateUtc="2025-07-09T15:19:00Z"/>
+              <w:noProof/>
+              <w:kern w:val="2"/>
+              <w:sz w:val="24"/>
+              <w:szCs w:val="24"/>
+              <w:lang w:val="en-GB" w:eastAsia="en-GB"/>
+              <w14:ligatures w14:val="standardContextual"/>
+            </w:rPr>
+          </w:pPr>
+          <w:ins w:id="61" w:author="Andrew Instone-Cowie" w:date="2025-07-09T16:19:00Z" w16du:dateUtc="2025-07-09T15:19:00Z">
+            <w:r>
+              <w:rPr>
+                <w:rStyle w:val="Hyperlink"/>
+                <w:noProof/>
+              </w:rPr>
+              <w:fldChar w:fldCharType="begin"/>
+            </w:r>
+            <w:r>
+              <w:rPr>
+                <w:rStyle w:val="Hyperlink"/>
+                <w:noProof/>
+              </w:rPr>
+              <w:instrText xml:space="preserve"> </w:instrText>
+            </w:r>
+            <w:r>
+              <w:rPr>
+                <w:noProof/>
+              </w:rPr>
               <w:instrText>HYPERLINK \l "_Toc202970400"</w:instrText>
             </w:r>
             <w:r>
@@ -1716,30 +1738,32 @@
               </w:rPr>
               <w:instrText xml:space="preserve"> PAGEREF _Toc202970400 \h </w:instrText>
             </w:r>
+          </w:ins>
+          <w:r>
+            <w:rPr>
+              <w:noProof/>
+              <w:webHidden/>
+            </w:rPr>
+          </w:r>
+          <w:ins w:id="62" w:author="Andrew Instone-Cowie" w:date="2025-07-09T16:19:00Z" w16du:dateUtc="2025-07-09T15:19:00Z">
             <w:r>
               <w:rPr>
                 <w:noProof/>
                 <w:webHidden/>
               </w:rPr>
-            </w:r>
+              <w:fldChar w:fldCharType="separate"/>
+            </w:r>
+          </w:ins>
+          <w:ins w:id="63" w:author="Andrew Instone-Cowie" w:date="2025-07-09T16:20:00Z" w16du:dateUtc="2025-07-09T15:20:00Z">
             <w:r>
               <w:rPr>
                 <w:noProof/>
                 <w:webHidden/>
               </w:rPr>
-              <w:fldChar w:fldCharType="separate"/>
+              <w:t>5</w:t>
             </w:r>
           </w:ins>
-          <w:ins w:id="51" w:author="Andrew Instone-Cowie" w:date="2025-07-09T16:20:00Z" w16du:dateUtc="2025-07-09T15:20:00Z">
-            <w:r>
-              <w:rPr>
-                <w:noProof/>
-                <w:webHidden/>
-              </w:rPr>
-              <w:t>5</w:t>
-            </w:r>
-          </w:ins>
-          <w:ins w:id="52" w:author="Andrew Instone-Cowie" w:date="2025-07-09T16:19:00Z" w16du:dateUtc="2025-07-09T15:19:00Z">
+          <w:ins w:id="64" w:author="Andrew Instone-Cowie" w:date="2025-07-09T16:19:00Z" w16du:dateUtc="2025-07-09T15:19:00Z">
             <w:r>
               <w:rPr>
                 <w:noProof/>
@@ -1763,7 +1787,7 @@
               <w:tab w:val="right" w:leader="dot" w:pos="9016"/>
             </w:tabs>
             <w:rPr>
-              <w:ins w:id="53" w:author="Andrew Instone-Cowie" w:date="2025-07-09T16:19:00Z" w16du:dateUtc="2025-07-09T15:19:00Z"/>
+              <w:ins w:id="65" w:author="Andrew Instone-Cowie" w:date="2025-07-09T16:19:00Z" w16du:dateUtc="2025-07-09T15:19:00Z"/>
               <w:rFonts w:eastAsiaTheme="minorEastAsia"/>
               <w:noProof/>
               <w:kern w:val="2"/>
@@ -1773,7 +1797,7 @@
               <w14:ligatures w14:val="standardContextual"/>
             </w:rPr>
           </w:pPr>
-          <w:ins w:id="54" w:author="Andrew Instone-Cowie" w:date="2025-07-09T16:19:00Z" w16du:dateUtc="2025-07-09T15:19:00Z">
+          <w:ins w:id="66" w:author="Andrew Instone-Cowie" w:date="2025-07-09T16:19:00Z" w16du:dateUtc="2025-07-09T15:19:00Z">
             <w:r>
               <w:rPr>
                 <w:rStyle w:val="Hyperlink"/>
@@ -1842,30 +1866,32 @@
               </w:rPr>
               <w:instrText xml:space="preserve"> PAGEREF _Toc202970401 \h </w:instrText>
             </w:r>
+          </w:ins>
+          <w:r>
+            <w:rPr>
+              <w:noProof/>
+              <w:webHidden/>
+            </w:rPr>
+          </w:r>
+          <w:ins w:id="67" w:author="Andrew Instone-Cowie" w:date="2025-07-09T16:19:00Z" w16du:dateUtc="2025-07-09T15:19:00Z">
             <w:r>
               <w:rPr>
                 <w:noProof/>
                 <w:webHidden/>
               </w:rPr>
-            </w:r>
+              <w:fldChar w:fldCharType="separate"/>
+            </w:r>
+          </w:ins>
+          <w:ins w:id="68" w:author="Andrew Instone-Cowie" w:date="2025-07-09T16:20:00Z" w16du:dateUtc="2025-07-09T15:20:00Z">
             <w:r>
               <w:rPr>
                 <w:noProof/>
                 <w:webHidden/>
               </w:rPr>
-              <w:fldChar w:fldCharType="separate"/>
+              <w:t>6</w:t>
             </w:r>
           </w:ins>
-          <w:ins w:id="55" w:author="Andrew Instone-Cowie" w:date="2025-07-09T16:20:00Z" w16du:dateUtc="2025-07-09T15:20:00Z">
-            <w:r>
-              <w:rPr>
-                <w:noProof/>
-                <w:webHidden/>
-              </w:rPr>
-              <w:t>6</w:t>
-            </w:r>
-          </w:ins>
-          <w:ins w:id="56" w:author="Andrew Instone-Cowie" w:date="2025-07-09T16:19:00Z" w16du:dateUtc="2025-07-09T15:19:00Z">
+          <w:ins w:id="69" w:author="Andrew Instone-Cowie" w:date="2025-07-09T16:19:00Z" w16du:dateUtc="2025-07-09T15:19:00Z">
             <w:r>
               <w:rPr>
                 <w:noProof/>
@@ -1889,7 +1915,7 @@
               <w:tab w:val="right" w:leader="dot" w:pos="9016"/>
             </w:tabs>
             <w:rPr>
-              <w:ins w:id="57" w:author="Andrew Instone-Cowie" w:date="2025-07-09T16:19:00Z" w16du:dateUtc="2025-07-09T15:19:00Z"/>
+              <w:ins w:id="70" w:author="Andrew Instone-Cowie" w:date="2025-07-09T16:19:00Z" w16du:dateUtc="2025-07-09T15:19:00Z"/>
               <w:noProof/>
               <w:kern w:val="2"/>
               <w:sz w:val="24"/>
@@ -1898,7 +1924,7 @@
               <w14:ligatures w14:val="standardContextual"/>
             </w:rPr>
           </w:pPr>
-          <w:ins w:id="58" w:author="Andrew Instone-Cowie" w:date="2025-07-09T16:19:00Z" w16du:dateUtc="2025-07-09T15:19:00Z">
+          <w:ins w:id="71" w:author="Andrew Instone-Cowie" w:date="2025-07-09T16:19:00Z" w16du:dateUtc="2025-07-09T15:19:00Z">
             <w:r>
               <w:rPr>
                 <w:rStyle w:val="Hyperlink"/>
@@ -1967,30 +1993,32 @@
               </w:rPr>
               <w:instrText xml:space="preserve"> PAGEREF _Toc202970402 \h </w:instrText>
             </w:r>
+          </w:ins>
+          <w:r>
+            <w:rPr>
+              <w:noProof/>
+              <w:webHidden/>
+            </w:rPr>
+          </w:r>
+          <w:ins w:id="72" w:author="Andrew Instone-Cowie" w:date="2025-07-09T16:19:00Z" w16du:dateUtc="2025-07-09T15:19:00Z">
             <w:r>
               <w:rPr>
                 <w:noProof/>
                 <w:webHidden/>
               </w:rPr>
-            </w:r>
+              <w:fldChar w:fldCharType="separate"/>
+            </w:r>
+          </w:ins>
+          <w:ins w:id="73" w:author="Andrew Instone-Cowie" w:date="2025-07-09T16:20:00Z" w16du:dateUtc="2025-07-09T15:20:00Z">
             <w:r>
               <w:rPr>
                 <w:noProof/>
                 <w:webHidden/>
               </w:rPr>
-              <w:fldChar w:fldCharType="separate"/>
+              <w:t>6</w:t>
             </w:r>
           </w:ins>
-          <w:ins w:id="59" w:author="Andrew Instone-Cowie" w:date="2025-07-09T16:20:00Z" w16du:dateUtc="2025-07-09T15:20:00Z">
-            <w:r>
-              <w:rPr>
-                <w:noProof/>
-                <w:webHidden/>
-              </w:rPr>
-              <w:t>6</w:t>
-            </w:r>
-          </w:ins>
-          <w:ins w:id="60" w:author="Andrew Instone-Cowie" w:date="2025-07-09T16:19:00Z" w16du:dateUtc="2025-07-09T15:19:00Z">
+          <w:ins w:id="74" w:author="Andrew Instone-Cowie" w:date="2025-07-09T16:19:00Z" w16du:dateUtc="2025-07-09T15:19:00Z">
             <w:r>
               <w:rPr>
                 <w:noProof/>
@@ -2014,7 +2042,7 @@
               <w:tab w:val="right" w:leader="dot" w:pos="9016"/>
             </w:tabs>
             <w:rPr>
-              <w:del w:id="61" w:author="Andrew Instone-Cowie" w:date="2025-04-14T20:27:00Z" w16du:dateUtc="2025-04-14T19:27:00Z"/>
+              <w:del w:id="75" w:author="Andrew Instone-Cowie" w:date="2025-04-14T20:27:00Z" w16du:dateUtc="2025-04-14T19:27:00Z"/>
               <w:rFonts w:eastAsiaTheme="minorEastAsia"/>
               <w:noProof/>
               <w:kern w:val="2"/>
@@ -2024,11 +2052,10 @@
               <w14:ligatures w14:val="standardContextual"/>
             </w:rPr>
           </w:pPr>
-          <w:del w:id="62" w:author="Andrew Instone-Cowie" w:date="2025-04-14T20:27:00Z" w16du:dateUtc="2025-04-14T19:27:00Z">
-            <w:r>
-              <w:rPr>
-                <w:noProof/>
-                <w:rPrChange w:id="63" w:author="Andrew Instone-Cowie" w:date="2025-04-14T20:27:00Z" w16du:dateUtc="2025-04-14T19:27:00Z">
+          <w:del w:id="76" w:author="Andrew Instone-Cowie" w:date="2025-04-14T20:27:00Z" w16du:dateUtc="2025-04-14T19:27:00Z">
+            <w:r>
+              <w:rPr>
+                <w:rPrChange w:id="77" w:author="Andrew Instone-Cowie" w:date="2025-04-14T20:27:00Z" w16du:dateUtc="2025-04-14T19:27:00Z">
                   <w:rPr>
                     <w:rStyle w:val="Hyperlink"/>
                     <w:noProof/>
@@ -2060,7 +2087,7 @@
               <w:tab w:val="right" w:leader="dot" w:pos="9016"/>
             </w:tabs>
             <w:rPr>
-              <w:del w:id="64" w:author="Andrew Instone-Cowie" w:date="2025-04-14T20:27:00Z" w16du:dateUtc="2025-04-14T19:27:00Z"/>
+              <w:del w:id="78" w:author="Andrew Instone-Cowie" w:date="2025-04-14T20:27:00Z" w16du:dateUtc="2025-04-14T19:27:00Z"/>
               <w:rFonts w:eastAsiaTheme="minorEastAsia"/>
               <w:noProof/>
               <w:kern w:val="2"/>
@@ -2070,11 +2097,10 @@
               <w14:ligatures w14:val="standardContextual"/>
             </w:rPr>
           </w:pPr>
-          <w:del w:id="65" w:author="Andrew Instone-Cowie" w:date="2025-04-14T20:27:00Z" w16du:dateUtc="2025-04-14T19:27:00Z">
-            <w:r>
-              <w:rPr>
-                <w:noProof/>
-                <w:rPrChange w:id="66" w:author="Andrew Instone-Cowie" w:date="2025-04-14T20:27:00Z" w16du:dateUtc="2025-04-14T19:27:00Z">
+          <w:del w:id="79" w:author="Andrew Instone-Cowie" w:date="2025-04-14T20:27:00Z" w16du:dateUtc="2025-04-14T19:27:00Z">
+            <w:r>
+              <w:rPr>
+                <w:rPrChange w:id="80" w:author="Andrew Instone-Cowie" w:date="2025-04-14T20:27:00Z" w16du:dateUtc="2025-04-14T19:27:00Z">
                   <w:rPr>
                     <w:rStyle w:val="Hyperlink"/>
                     <w:noProof/>
@@ -2106,7 +2132,7 @@
               <w:tab w:val="right" w:leader="dot" w:pos="9016"/>
             </w:tabs>
             <w:rPr>
-              <w:del w:id="67" w:author="Andrew Instone-Cowie" w:date="2025-04-14T20:27:00Z" w16du:dateUtc="2025-04-14T19:27:00Z"/>
+              <w:del w:id="81" w:author="Andrew Instone-Cowie" w:date="2025-04-14T20:27:00Z" w16du:dateUtc="2025-04-14T19:27:00Z"/>
               <w:rFonts w:eastAsiaTheme="minorEastAsia"/>
               <w:noProof/>
               <w:kern w:val="2"/>
@@ -2116,11 +2142,10 @@
               <w14:ligatures w14:val="standardContextual"/>
             </w:rPr>
           </w:pPr>
-          <w:del w:id="68" w:author="Andrew Instone-Cowie" w:date="2025-04-14T20:27:00Z" w16du:dateUtc="2025-04-14T19:27:00Z">
-            <w:r>
-              <w:rPr>
-                <w:noProof/>
-                <w:rPrChange w:id="69" w:author="Andrew Instone-Cowie" w:date="2025-04-14T20:27:00Z" w16du:dateUtc="2025-04-14T19:27:00Z">
+          <w:del w:id="82" w:author="Andrew Instone-Cowie" w:date="2025-04-14T20:27:00Z" w16du:dateUtc="2025-04-14T19:27:00Z">
+            <w:r>
+              <w:rPr>
+                <w:rPrChange w:id="83" w:author="Andrew Instone-Cowie" w:date="2025-04-14T20:27:00Z" w16du:dateUtc="2025-04-14T19:27:00Z">
                   <w:rPr>
                     <w:rStyle w:val="Hyperlink"/>
                     <w:noProof/>
@@ -2152,7 +2177,7 @@
               <w:tab w:val="right" w:leader="dot" w:pos="9016"/>
             </w:tabs>
             <w:rPr>
-              <w:del w:id="70" w:author="Andrew Instone-Cowie" w:date="2025-04-14T20:27:00Z" w16du:dateUtc="2025-04-14T19:27:00Z"/>
+              <w:del w:id="84" w:author="Andrew Instone-Cowie" w:date="2025-04-14T20:27:00Z" w16du:dateUtc="2025-04-14T19:27:00Z"/>
               <w:rFonts w:eastAsiaTheme="minorEastAsia"/>
               <w:noProof/>
               <w:kern w:val="2"/>
@@ -2162,11 +2187,10 @@
               <w14:ligatures w14:val="standardContextual"/>
             </w:rPr>
           </w:pPr>
-          <w:del w:id="71" w:author="Andrew Instone-Cowie" w:date="2025-04-14T20:27:00Z" w16du:dateUtc="2025-04-14T19:27:00Z">
-            <w:r>
-              <w:rPr>
-                <w:noProof/>
-                <w:rPrChange w:id="72" w:author="Andrew Instone-Cowie" w:date="2025-04-14T20:27:00Z" w16du:dateUtc="2025-04-14T19:27:00Z">
+          <w:del w:id="85" w:author="Andrew Instone-Cowie" w:date="2025-04-14T20:27:00Z" w16du:dateUtc="2025-04-14T19:27:00Z">
+            <w:r>
+              <w:rPr>
+                <w:rPrChange w:id="86" w:author="Andrew Instone-Cowie" w:date="2025-04-14T20:27:00Z" w16du:dateUtc="2025-04-14T19:27:00Z">
                   <w:rPr>
                     <w:rStyle w:val="Hyperlink"/>
                     <w:noProof/>
@@ -2198,7 +2222,7 @@
               <w:tab w:val="right" w:leader="dot" w:pos="9016"/>
             </w:tabs>
             <w:rPr>
-              <w:del w:id="73" w:author="Andrew Instone-Cowie" w:date="2025-04-14T20:27:00Z" w16du:dateUtc="2025-04-14T19:27:00Z"/>
+              <w:del w:id="87" w:author="Andrew Instone-Cowie" w:date="2025-04-14T20:27:00Z" w16du:dateUtc="2025-04-14T19:27:00Z"/>
               <w:noProof/>
               <w:kern w:val="2"/>
               <w:sz w:val="24"/>
@@ -2207,11 +2231,10 @@
               <w14:ligatures w14:val="standardContextual"/>
             </w:rPr>
           </w:pPr>
-          <w:del w:id="74" w:author="Andrew Instone-Cowie" w:date="2025-04-14T20:27:00Z" w16du:dateUtc="2025-04-14T19:27:00Z">
-            <w:r>
-              <w:rPr>
-                <w:noProof/>
-                <w:rPrChange w:id="75" w:author="Andrew Instone-Cowie" w:date="2025-04-14T20:27:00Z" w16du:dateUtc="2025-04-14T19:27:00Z">
+          <w:del w:id="88" w:author="Andrew Instone-Cowie" w:date="2025-04-14T20:27:00Z" w16du:dateUtc="2025-04-14T19:27:00Z">
+            <w:r>
+              <w:rPr>
+                <w:rPrChange w:id="89" w:author="Andrew Instone-Cowie" w:date="2025-04-14T20:27:00Z" w16du:dateUtc="2025-04-14T19:27:00Z">
                   <w:rPr>
                     <w:rStyle w:val="Hyperlink"/>
                     <w:noProof/>
@@ -2243,7 +2266,7 @@
               <w:tab w:val="right" w:leader="dot" w:pos="9016"/>
             </w:tabs>
             <w:rPr>
-              <w:del w:id="76" w:author="Andrew Instone-Cowie" w:date="2025-04-14T20:27:00Z" w16du:dateUtc="2025-04-14T19:27:00Z"/>
+              <w:del w:id="90" w:author="Andrew Instone-Cowie" w:date="2025-04-14T20:27:00Z" w16du:dateUtc="2025-04-14T19:27:00Z"/>
               <w:noProof/>
               <w:kern w:val="2"/>
               <w:sz w:val="24"/>
@@ -2252,11 +2275,10 @@
               <w14:ligatures w14:val="standardContextual"/>
             </w:rPr>
           </w:pPr>
-          <w:del w:id="77" w:author="Andrew Instone-Cowie" w:date="2025-04-14T20:27:00Z" w16du:dateUtc="2025-04-14T19:27:00Z">
-            <w:r>
-              <w:rPr>
-                <w:noProof/>
-                <w:rPrChange w:id="78" w:author="Andrew Instone-Cowie" w:date="2025-04-14T20:27:00Z" w16du:dateUtc="2025-04-14T19:27:00Z">
+          <w:del w:id="91" w:author="Andrew Instone-Cowie" w:date="2025-04-14T20:27:00Z" w16du:dateUtc="2025-04-14T19:27:00Z">
+            <w:r>
+              <w:rPr>
+                <w:rPrChange w:id="92" w:author="Andrew Instone-Cowie" w:date="2025-04-14T20:27:00Z" w16du:dateUtc="2025-04-14T19:27:00Z">
                   <w:rPr>
                     <w:rStyle w:val="Hyperlink"/>
                     <w:noProof/>
@@ -2288,7 +2310,7 @@
               <w:tab w:val="right" w:leader="dot" w:pos="9016"/>
             </w:tabs>
             <w:rPr>
-              <w:del w:id="79" w:author="Andrew Instone-Cowie" w:date="2025-04-14T20:27:00Z" w16du:dateUtc="2025-04-14T19:27:00Z"/>
+              <w:del w:id="93" w:author="Andrew Instone-Cowie" w:date="2025-04-14T20:27:00Z" w16du:dateUtc="2025-04-14T19:27:00Z"/>
               <w:noProof/>
               <w:kern w:val="2"/>
               <w:sz w:val="24"/>
@@ -2297,11 +2319,10 @@
               <w14:ligatures w14:val="standardContextual"/>
             </w:rPr>
           </w:pPr>
-          <w:del w:id="80" w:author="Andrew Instone-Cowie" w:date="2025-04-14T20:27:00Z" w16du:dateUtc="2025-04-14T19:27:00Z">
-            <w:r>
-              <w:rPr>
-                <w:noProof/>
-                <w:rPrChange w:id="81" w:author="Andrew Instone-Cowie" w:date="2025-04-14T20:27:00Z" w16du:dateUtc="2025-04-14T19:27:00Z">
+          <w:del w:id="94" w:author="Andrew Instone-Cowie" w:date="2025-04-14T20:27:00Z" w16du:dateUtc="2025-04-14T19:27:00Z">
+            <w:r>
+              <w:rPr>
+                <w:rPrChange w:id="95" w:author="Andrew Instone-Cowie" w:date="2025-04-14T20:27:00Z" w16du:dateUtc="2025-04-14T19:27:00Z">
                   <w:rPr>
                     <w:rStyle w:val="Hyperlink"/>
                     <w:noProof/>
@@ -2333,7 +2354,7 @@
               <w:tab w:val="right" w:leader="dot" w:pos="9016"/>
             </w:tabs>
             <w:rPr>
-              <w:del w:id="82" w:author="Andrew Instone-Cowie" w:date="2025-04-14T20:27:00Z" w16du:dateUtc="2025-04-14T19:27:00Z"/>
+              <w:del w:id="96" w:author="Andrew Instone-Cowie" w:date="2025-04-14T20:27:00Z" w16du:dateUtc="2025-04-14T19:27:00Z"/>
               <w:noProof/>
               <w:kern w:val="2"/>
               <w:sz w:val="24"/>
@@ -2342,11 +2363,10 @@
               <w14:ligatures w14:val="standardContextual"/>
             </w:rPr>
           </w:pPr>
-          <w:del w:id="83" w:author="Andrew Instone-Cowie" w:date="2025-04-14T20:27:00Z" w16du:dateUtc="2025-04-14T19:27:00Z">
-            <w:r>
-              <w:rPr>
-                <w:noProof/>
-                <w:rPrChange w:id="84" w:author="Andrew Instone-Cowie" w:date="2025-04-14T20:27:00Z" w16du:dateUtc="2025-04-14T19:27:00Z">
+          <w:del w:id="97" w:author="Andrew Instone-Cowie" w:date="2025-04-14T20:27:00Z" w16du:dateUtc="2025-04-14T19:27:00Z">
+            <w:r>
+              <w:rPr>
+                <w:rPrChange w:id="98" w:author="Andrew Instone-Cowie" w:date="2025-04-14T20:27:00Z" w16du:dateUtc="2025-04-14T19:27:00Z">
                   <w:rPr>
                     <w:rStyle w:val="Hyperlink"/>
                     <w:noProof/>
@@ -2394,7 +2414,7 @@
           <w:tab w:val="left" w:pos="1802"/>
         </w:tabs>
         <w:rPr>
-          <w:ins w:id="85" w:author="Andrew Instone-Cowie" w:date="2025-04-14T20:27:00Z" w16du:dateUtc="2025-04-14T19:27:00Z"/>
+          <w:ins w:id="99" w:author="Andrew Instone-Cowie" w:date="2025-04-14T20:27:00Z" w16du:dateUtc="2025-04-14T19:27:00Z"/>
         </w:rPr>
       </w:pPr>
       <w:r>
@@ -2407,7 +2427,7 @@
     <w:p>
       <w:pPr>
         <w:rPr>
-          <w:ins w:id="86" w:author="Andrew Instone-Cowie" w:date="2025-04-14T20:27:00Z" w16du:dateUtc="2025-04-14T19:27:00Z"/>
+          <w:ins w:id="100" w:author="Andrew Instone-Cowie" w:date="2025-04-14T20:27:00Z" w16du:dateUtc="2025-04-14T19:27:00Z"/>
         </w:rPr>
       </w:pPr>
     </w:p>
@@ -2416,7 +2436,7 @@
         <w:tabs>
           <w:tab w:val="left" w:pos="2235"/>
         </w:tabs>
-        <w:pPrChange w:id="87" w:author="Andrew Instone-Cowie" w:date="2025-04-14T20:27:00Z" w16du:dateUtc="2025-04-14T19:27:00Z">
+        <w:pPrChange w:id="101" w:author="Andrew Instone-Cowie" w:date="2025-04-14T20:27:00Z" w16du:dateUtc="2025-04-14T19:27:00Z">
           <w:pPr>
             <w:tabs>
               <w:tab w:val="left" w:pos="1802"/>
@@ -2424,7 +2444,7 @@
           </w:pPr>
         </w:pPrChange>
       </w:pPr>
-      <w:ins w:id="88" w:author="Andrew Instone-Cowie" w:date="2025-04-14T20:27:00Z" w16du:dateUtc="2025-04-14T19:27:00Z">
+      <w:ins w:id="102" w:author="Andrew Instone-Cowie" w:date="2025-04-14T20:27:00Z" w16du:dateUtc="2025-04-14T19:27:00Z">
         <w:r>
           <w:tab/>
         </w:r>
@@ -2436,12 +2456,12 @@
         <w:pageBreakBefore/>
         <w:spacing w:after="100"/>
       </w:pPr>
-      <w:bookmarkStart w:id="89" w:name="_Toc202970389"/>
+      <w:bookmarkStart w:id="103" w:name="_Toc202970389"/>
       <w:r>
         <w:lastRenderedPageBreak/>
         <w:t>Document History</w:t>
       </w:r>
-      <w:bookmarkEnd w:id="89"/>
+      <w:bookmarkEnd w:id="103"/>
     </w:p>
     <w:tbl>
       <w:tblPr>
@@ -2611,7 +2631,7 @@
       </w:tr>
       <w:tr>
         <w:trPr>
-          <w:ins w:id="90" w:author="Andrew Instone-Cowie" w:date="2025-04-14T20:10:00Z"/>
+          <w:ins w:id="104" w:author="Andrew Instone-Cowie" w:date="2025-04-14T20:10:00Z"/>
         </w:trPr>
         <w:tc>
           <w:tcPr>
@@ -2621,10 +2641,10 @@
             <w:pPr>
               <w:contextualSpacing/>
               <w:rPr>
-                <w:ins w:id="91" w:author="Andrew Instone-Cowie" w:date="2025-04-14T20:10:00Z" w16du:dateUtc="2025-04-14T19:10:00Z"/>
+                <w:ins w:id="105" w:author="Andrew Instone-Cowie" w:date="2025-04-14T20:10:00Z" w16du:dateUtc="2025-04-14T19:10:00Z"/>
               </w:rPr>
             </w:pPr>
-            <w:ins w:id="92" w:author="Andrew Instone-Cowie" w:date="2025-04-14T20:10:00Z" w16du:dateUtc="2025-04-14T19:10:00Z">
+            <w:ins w:id="106" w:author="Andrew Instone-Cowie" w:date="2025-04-14T20:10:00Z" w16du:dateUtc="2025-04-14T19:10:00Z">
               <w:r>
                 <w:t>1.1</w:t>
               </w:r>
@@ -2639,10 +2659,10 @@
             <w:pPr>
               <w:contextualSpacing/>
               <w:rPr>
-                <w:ins w:id="93" w:author="Andrew Instone-Cowie" w:date="2025-04-14T20:10:00Z" w16du:dateUtc="2025-04-14T19:10:00Z"/>
+                <w:ins w:id="107" w:author="Andrew Instone-Cowie" w:date="2025-04-14T20:10:00Z" w16du:dateUtc="2025-04-14T19:10:00Z"/>
               </w:rPr>
             </w:pPr>
-            <w:ins w:id="94" w:author="Andrew Instone-Cowie" w:date="2025-04-14T20:10:00Z" w16du:dateUtc="2025-04-14T19:10:00Z">
+            <w:ins w:id="108" w:author="Andrew Instone-Cowie" w:date="2025-04-14T20:10:00Z" w16du:dateUtc="2025-04-14T19:10:00Z">
               <w:r>
                 <w:t>A J Instone-Cowie</w:t>
               </w:r>
@@ -2657,10 +2677,10 @@
             <w:pPr>
               <w:contextualSpacing/>
               <w:rPr>
-                <w:ins w:id="95" w:author="Andrew Instone-Cowie" w:date="2025-04-14T20:10:00Z" w16du:dateUtc="2025-04-14T19:10:00Z"/>
+                <w:ins w:id="109" w:author="Andrew Instone-Cowie" w:date="2025-04-14T20:10:00Z" w16du:dateUtc="2025-04-14T19:10:00Z"/>
               </w:rPr>
             </w:pPr>
-            <w:ins w:id="96" w:author="Andrew Instone-Cowie" w:date="2025-04-14T20:10:00Z" w16du:dateUtc="2025-04-14T19:10:00Z">
+            <w:ins w:id="110" w:author="Andrew Instone-Cowie" w:date="2025-04-14T20:10:00Z" w16du:dateUtc="2025-04-14T19:10:00Z">
               <w:r>
                 <w:t>14/04/2025</w:t>
               </w:r>
@@ -2675,16 +2695,16 @@
             <w:pPr>
               <w:contextualSpacing/>
               <w:rPr>
-                <w:ins w:id="97" w:author="Andrew Instone-Cowie" w:date="2025-04-14T20:10:00Z" w16du:dateUtc="2025-04-14T19:10:00Z"/>
+                <w:ins w:id="111" w:author="Andrew Instone-Cowie" w:date="2025-04-14T20:10:00Z" w16du:dateUtc="2025-04-14T19:10:00Z"/>
               </w:rPr>
             </w:pPr>
-            <w:ins w:id="98" w:author="Andrew Instone-Cowie" w:date="2025-04-14T20:10:00Z" w16du:dateUtc="2025-04-14T19:10:00Z">
+            <w:ins w:id="112" w:author="Andrew Instone-Cowie" w:date="2025-04-14T20:10:00Z" w16du:dateUtc="2025-04-14T19:10:00Z">
               <w:r>
                 <w:t xml:space="preserve">Type 1 – Type 2 Interface Adapter, Upcoming </w:t>
               </w:r>
             </w:ins>
             <w:proofErr w:type="spellStart"/>
-            <w:ins w:id="99" w:author="Andrew Instone-Cowie" w:date="2025-04-14T20:11:00Z" w16du:dateUtc="2025-04-14T19:11:00Z">
+            <w:ins w:id="113" w:author="Andrew Instone-Cowie" w:date="2025-04-14T20:11:00Z" w16du:dateUtc="2025-04-14T19:11:00Z">
               <w:r>
                 <w:t>KiCad</w:t>
               </w:r>
@@ -2698,7 +2718,7 @@
       </w:tr>
       <w:tr>
         <w:trPr>
-          <w:ins w:id="100" w:author="Andrew Instone-Cowie" w:date="2025-07-09T16:11:00Z" w16du:dateUtc="2025-07-09T15:11:00Z"/>
+          <w:ins w:id="114" w:author="Andrew Instone-Cowie" w:date="2025-07-09T16:11:00Z"/>
         </w:trPr>
         <w:tc>
           <w:tcPr>
@@ -2708,10 +2728,10 @@
             <w:pPr>
               <w:contextualSpacing/>
               <w:rPr>
-                <w:ins w:id="101" w:author="Andrew Instone-Cowie" w:date="2025-07-09T16:11:00Z" w16du:dateUtc="2025-07-09T15:11:00Z"/>
+                <w:ins w:id="115" w:author="Andrew Instone-Cowie" w:date="2025-07-09T16:11:00Z" w16du:dateUtc="2025-07-09T15:11:00Z"/>
               </w:rPr>
             </w:pPr>
-            <w:ins w:id="102" w:author="Andrew Instone-Cowie" w:date="2025-07-09T16:11:00Z" w16du:dateUtc="2025-07-09T15:11:00Z">
+            <w:ins w:id="116" w:author="Andrew Instone-Cowie" w:date="2025-07-09T16:11:00Z" w16du:dateUtc="2025-07-09T15:11:00Z">
               <w:r>
                 <w:t>1.2</w:t>
               </w:r>
@@ -2726,10 +2746,10 @@
             <w:pPr>
               <w:contextualSpacing/>
               <w:rPr>
-                <w:ins w:id="103" w:author="Andrew Instone-Cowie" w:date="2025-07-09T16:11:00Z" w16du:dateUtc="2025-07-09T15:11:00Z"/>
+                <w:ins w:id="117" w:author="Andrew Instone-Cowie" w:date="2025-07-09T16:11:00Z" w16du:dateUtc="2025-07-09T15:11:00Z"/>
               </w:rPr>
             </w:pPr>
-            <w:ins w:id="104" w:author="Andrew Instone-Cowie" w:date="2025-07-09T16:11:00Z" w16du:dateUtc="2025-07-09T15:11:00Z">
+            <w:ins w:id="118" w:author="Andrew Instone-Cowie" w:date="2025-07-09T16:11:00Z" w16du:dateUtc="2025-07-09T15:11:00Z">
               <w:r>
                 <w:t>A J Instone-Cowie</w:t>
               </w:r>
@@ -2744,10 +2764,10 @@
             <w:pPr>
               <w:contextualSpacing/>
               <w:rPr>
-                <w:ins w:id="105" w:author="Andrew Instone-Cowie" w:date="2025-07-09T16:11:00Z" w16du:dateUtc="2025-07-09T15:11:00Z"/>
+                <w:ins w:id="119" w:author="Andrew Instone-Cowie" w:date="2025-07-09T16:11:00Z" w16du:dateUtc="2025-07-09T15:11:00Z"/>
               </w:rPr>
             </w:pPr>
-            <w:ins w:id="106" w:author="Andrew Instone-Cowie" w:date="2025-07-09T16:11:00Z" w16du:dateUtc="2025-07-09T15:11:00Z">
+            <w:ins w:id="120" w:author="Andrew Instone-Cowie" w:date="2025-07-09T16:11:00Z" w16du:dateUtc="2025-07-09T15:11:00Z">
               <w:r>
                 <w:t>09/07/2025</w:t>
               </w:r>
@@ -2762,10 +2782,10 @@
             <w:pPr>
               <w:contextualSpacing/>
               <w:rPr>
-                <w:ins w:id="107" w:author="Andrew Instone-Cowie" w:date="2025-07-09T16:11:00Z" w16du:dateUtc="2025-07-09T15:11:00Z"/>
+                <w:ins w:id="121" w:author="Andrew Instone-Cowie" w:date="2025-07-09T16:11:00Z" w16du:dateUtc="2025-07-09T15:11:00Z"/>
               </w:rPr>
             </w:pPr>
-            <w:ins w:id="108" w:author="Andrew Instone-Cowie" w:date="2025-07-09T16:11:00Z" w16du:dateUtc="2025-07-09T15:11:00Z">
+            <w:ins w:id="122" w:author="Andrew Instone-Cowie" w:date="2025-07-09T16:11:00Z" w16du:dateUtc="2025-07-09T15:11:00Z">
               <w:r>
                 <w:t>A1120 Support</w:t>
               </w:r>
@@ -2800,7 +2820,7 @@
         </w:rPr>
         <w:t>24</w:t>
       </w:r>
-      <w:ins w:id="109" w:author="Andrew Instone-Cowie" w:date="2025-04-14T20:11:00Z" w16du:dateUtc="2025-04-14T19:11:00Z">
+      <w:ins w:id="123" w:author="Andrew Instone-Cowie" w:date="2025-04-14T20:11:00Z" w16du:dateUtc="2025-04-14T19:11:00Z">
         <w:r>
           <w:rPr>
             <w:i/>
@@ -2843,7 +2863,7 @@
     <w:p>
       <w:pPr>
         <w:rPr>
-          <w:ins w:id="110" w:author="Andrew Instone-Cowie" w:date="2025-07-09T16:11:00Z" w16du:dateUtc="2025-07-09T15:11:00Z"/>
+          <w:ins w:id="124" w:author="Andrew Instone-Cowie" w:date="2025-07-09T16:11:00Z" w16du:dateUtc="2025-07-09T15:11:00Z"/>
           <w:rFonts w:asciiTheme="majorHAnsi" w:eastAsiaTheme="majorEastAsia" w:hAnsiTheme="majorHAnsi" w:cstheme="majorBidi"/>
           <w:b/>
           <w:bCs/>
@@ -2852,7 +2872,7 @@
           <w:szCs w:val="28"/>
         </w:rPr>
       </w:pPr>
-      <w:ins w:id="111" w:author="Andrew Instone-Cowie" w:date="2025-07-09T16:11:00Z" w16du:dateUtc="2025-07-09T15:11:00Z">
+      <w:ins w:id="125" w:author="Andrew Instone-Cowie" w:date="2025-07-09T16:11:00Z" w16du:dateUtc="2025-07-09T15:11:00Z">
         <w:r>
           <w:br w:type="page"/>
         </w:r>
@@ -2862,12 +2882,12 @@
       <w:pPr>
         <w:pStyle w:val="Heading1"/>
       </w:pPr>
-      <w:bookmarkStart w:id="112" w:name="_Toc202970390"/>
+      <w:bookmarkStart w:id="126" w:name="_Toc202970390"/>
       <w:r>
         <w:lastRenderedPageBreak/>
         <w:t>Licence</w:t>
       </w:r>
-      <w:bookmarkEnd w:id="112"/>
+      <w:bookmarkEnd w:id="126"/>
     </w:p>
     <w:p>
       <w:pPr>
@@ -3008,7 +3028,7 @@
     <w:p>
       <w:pPr>
         <w:rPr>
-          <w:ins w:id="113" w:author="Andrew Instone-Cowie" w:date="2025-07-09T16:09:00Z" w16du:dateUtc="2025-07-09T15:09:00Z"/>
+          <w:ins w:id="127" w:author="Andrew Instone-Cowie" w:date="2025-07-09T16:09:00Z" w16du:dateUtc="2025-07-09T15:09:00Z"/>
           <w:i/>
           <w:lang w:eastAsia="en-GB"/>
         </w:rPr>
@@ -3025,37 +3045,37 @@
       <w:pPr>
         <w:pStyle w:val="Heading1"/>
         <w:rPr>
-          <w:ins w:id="114" w:author="Andrew Instone-Cowie" w:date="2025-07-09T16:09:00Z"/>
+          <w:ins w:id="128" w:author="Andrew Instone-Cowie" w:date="2025-07-09T16:09:00Z"/>
           <w:lang w:eastAsia="en-GB"/>
         </w:rPr>
-        <w:pPrChange w:id="115" w:author="Andrew Instone-Cowie" w:date="2025-07-09T16:09:00Z" w16du:dateUtc="2025-07-09T15:09:00Z">
+        <w:pPrChange w:id="129" w:author="Andrew Instone-Cowie" w:date="2025-07-09T16:09:00Z" w16du:dateUtc="2025-07-09T15:09:00Z">
           <w:pPr/>
         </w:pPrChange>
       </w:pPr>
-      <w:bookmarkStart w:id="116" w:name="_Toc202965685"/>
-      <w:bookmarkStart w:id="117" w:name="_Toc202969118"/>
-      <w:bookmarkStart w:id="118" w:name="_Toc202970391"/>
-      <w:ins w:id="119" w:author="Andrew Instone-Cowie" w:date="2025-07-09T16:09:00Z">
+      <w:bookmarkStart w:id="130" w:name="_Toc202965685"/>
+      <w:bookmarkStart w:id="131" w:name="_Toc202969118"/>
+      <w:bookmarkStart w:id="132" w:name="_Toc202970391"/>
+      <w:ins w:id="133" w:author="Andrew Instone-Cowie" w:date="2025-07-09T16:09:00Z">
         <w:r>
           <w:rPr>
             <w:lang w:eastAsia="en-GB"/>
           </w:rPr>
           <w:t>Attribution</w:t>
         </w:r>
-        <w:bookmarkEnd w:id="116"/>
-        <w:bookmarkEnd w:id="117"/>
-        <w:bookmarkEnd w:id="118"/>
+        <w:bookmarkEnd w:id="130"/>
+        <w:bookmarkEnd w:id="131"/>
+        <w:bookmarkEnd w:id="132"/>
       </w:ins>
     </w:p>
     <w:p>
       <w:pPr>
         <w:rPr>
-          <w:ins w:id="120" w:author="Andrew Instone-Cowie" w:date="2025-07-09T16:09:00Z"/>
+          <w:ins w:id="134" w:author="Andrew Instone-Cowie" w:date="2025-07-09T16:09:00Z"/>
           <w:i/>
           <w:lang w:eastAsia="en-GB"/>
         </w:rPr>
       </w:pPr>
-      <w:ins w:id="121" w:author="Andrew Instone-Cowie" w:date="2025-07-09T16:09:00Z">
+      <w:ins w:id="135" w:author="Andrew Instone-Cowie" w:date="2025-07-09T16:09:00Z">
         <w:r>
           <w:rPr>
             <w:i/>
@@ -3084,12 +3104,12 @@
     <w:p>
       <w:pPr>
         <w:rPr>
-          <w:ins w:id="122" w:author="Andrew Instone-Cowie" w:date="2025-07-09T16:09:00Z"/>
+          <w:ins w:id="136" w:author="Andrew Instone-Cowie" w:date="2025-07-09T16:09:00Z"/>
           <w:i/>
           <w:lang w:eastAsia="en-GB"/>
         </w:rPr>
       </w:pPr>
-      <w:ins w:id="123" w:author="Andrew Instone-Cowie" w:date="2025-07-09T16:09:00Z">
+      <w:ins w:id="137" w:author="Andrew Instone-Cowie" w:date="2025-07-09T16:09:00Z">
         <w:r>
           <w:rPr>
             <w:i/>
@@ -3102,12 +3122,12 @@
     <w:p>
       <w:pPr>
         <w:rPr>
-          <w:ins w:id="124" w:author="Andrew Instone-Cowie" w:date="2025-07-09T16:09:00Z"/>
+          <w:ins w:id="138" w:author="Andrew Instone-Cowie" w:date="2025-07-09T16:09:00Z"/>
           <w:i/>
           <w:lang w:eastAsia="en-GB"/>
         </w:rPr>
       </w:pPr>
-      <w:ins w:id="125" w:author="Andrew Instone-Cowie" w:date="2025-07-09T16:09:00Z">
+      <w:ins w:id="139" w:author="Andrew Instone-Cowie" w:date="2025-07-09T16:09:00Z">
         <w:r>
           <w:rPr>
             <w:b/>
@@ -3118,7 +3138,7 @@
           <w:t xml:space="preserve">Type 2 </w:t>
         </w:r>
       </w:ins>
-      <w:ins w:id="126" w:author="Andrew Instone-Cowie" w:date="2025-07-09T16:09:00Z" w16du:dateUtc="2025-07-09T15:09:00Z">
+      <w:ins w:id="140" w:author="Andrew Instone-Cowie" w:date="2025-07-09T16:09:00Z" w16du:dateUtc="2025-07-09T15:09:00Z">
         <w:r>
           <w:rPr>
             <w:b/>
@@ -3129,7 +3149,7 @@
           <w:t>Release Notes</w:t>
         </w:r>
       </w:ins>
-      <w:ins w:id="127" w:author="Andrew Instone-Cowie" w:date="2025-07-09T16:09:00Z">
+      <w:ins w:id="141" w:author="Andrew Instone-Cowie" w:date="2025-07-09T16:09:00Z">
         <w:r>
           <w:rPr>
             <w:b/>
@@ -3160,16 +3180,12 @@
           </w:rPr>
           <w:instrText>HYPERLINK "https://www.simulators.org.uk/"</w:instrText>
         </w:r>
-      </w:ins>
-      <w:ins w:id="128" w:author="Andrew Instone-Cowie" w:date="2025-07-09T16:19:00Z" w16du:dateUtc="2025-07-09T15:19:00Z">
         <w:r>
           <w:rPr>
             <w:i/>
             <w:lang w:eastAsia="en-GB"/>
           </w:rPr>
         </w:r>
-      </w:ins>
-      <w:ins w:id="129" w:author="Andrew Instone-Cowie" w:date="2025-07-09T16:09:00Z">
         <w:r>
           <w:rPr>
             <w:i/>
@@ -3186,7 +3202,7 @@
           <w:t>https://www.simulators.org.uk</w:t>
         </w:r>
       </w:ins>
-      <w:ins w:id="130" w:author="Andrew Instone-Cowie" w:date="2025-07-09T16:09:00Z" w16du:dateUtc="2025-07-09T15:09:00Z">
+      <w:ins w:id="142" w:author="Andrew Instone-Cowie" w:date="2025-07-09T16:09:00Z" w16du:dateUtc="2025-07-09T15:09:00Z">
         <w:r>
           <w:rPr>
             <w:i/>
@@ -3195,7 +3211,7 @@
           <w:fldChar w:fldCharType="end"/>
         </w:r>
       </w:ins>
-      <w:ins w:id="131" w:author="Andrew Instone-Cowie" w:date="2025-07-09T16:09:00Z">
+      <w:ins w:id="143" w:author="Andrew Instone-Cowie" w:date="2025-07-09T16:09:00Z">
         <w:r>
           <w:rPr>
             <w:i/>
@@ -3217,16 +3233,12 @@
           </w:rPr>
           <w:instrText>HYPERLINK "https://creativecommons.org/licenses/by-sa/4.0/"</w:instrText>
         </w:r>
-      </w:ins>
-      <w:ins w:id="132" w:author="Andrew Instone-Cowie" w:date="2025-07-09T16:19:00Z" w16du:dateUtc="2025-07-09T15:19:00Z">
         <w:r>
           <w:rPr>
             <w:i/>
             <w:lang w:eastAsia="en-GB"/>
           </w:rPr>
         </w:r>
-      </w:ins>
-      <w:ins w:id="133" w:author="Andrew Instone-Cowie" w:date="2025-07-09T16:09:00Z">
         <w:r>
           <w:rPr>
             <w:i/>
@@ -3243,7 +3255,7 @@
           <w:t>https://creativecommons.org/licenses/by-sa/4.0/</w:t>
         </w:r>
       </w:ins>
-      <w:ins w:id="134" w:author="Andrew Instone-Cowie" w:date="2025-07-09T16:09:00Z" w16du:dateUtc="2025-07-09T15:09:00Z">
+      <w:ins w:id="144" w:author="Andrew Instone-Cowie" w:date="2025-07-09T16:09:00Z" w16du:dateUtc="2025-07-09T15:09:00Z">
         <w:r>
           <w:rPr>
             <w:i/>
@@ -3252,7 +3264,7 @@
           <w:fldChar w:fldCharType="end"/>
         </w:r>
       </w:ins>
-      <w:ins w:id="135" w:author="Andrew Instone-Cowie" w:date="2025-07-09T16:09:00Z">
+      <w:ins w:id="145" w:author="Andrew Instone-Cowie" w:date="2025-07-09T16:09:00Z">
         <w:r>
           <w:rPr>
             <w:i/>
@@ -3261,7 +3273,7 @@
           <w:t>). © 201</w:t>
         </w:r>
       </w:ins>
-      <w:ins w:id="136" w:author="Andrew Instone-Cowie" w:date="2025-07-09T16:09:00Z" w16du:dateUtc="2025-07-09T15:09:00Z">
+      <w:ins w:id="146" w:author="Andrew Instone-Cowie" w:date="2025-07-09T16:09:00Z" w16du:dateUtc="2025-07-09T15:09:00Z">
         <w:r>
           <w:rPr>
             <w:i/>
@@ -3270,7 +3282,7 @@
           <w:t>4-2025</w:t>
         </w:r>
       </w:ins>
-      <w:ins w:id="137" w:author="Andrew Instone-Cowie" w:date="2025-07-09T16:09:00Z">
+      <w:ins w:id="147" w:author="Andrew Instone-Cowie" w:date="2025-07-09T16:09:00Z">
         <w:r>
           <w:rPr>
             <w:i/>
@@ -3293,34 +3305,34 @@
         <w:pStyle w:val="Heading1"/>
         <w:pageBreakBefore/>
       </w:pPr>
-      <w:bookmarkStart w:id="138" w:name="_Toc202970392"/>
+      <w:bookmarkStart w:id="148" w:name="_Toc202970392"/>
       <w:r>
         <w:lastRenderedPageBreak/>
         <w:t>RELEASE NOTES</w:t>
       </w:r>
-      <w:bookmarkEnd w:id="138"/>
+      <w:bookmarkEnd w:id="148"/>
     </w:p>
     <w:p>
       <w:pPr>
         <w:pStyle w:val="Heading2"/>
       </w:pPr>
-      <w:bookmarkStart w:id="139" w:name="_Toc472624588"/>
-      <w:bookmarkStart w:id="140" w:name="_Toc202970393"/>
+      <w:bookmarkStart w:id="149" w:name="_Toc472624588"/>
+      <w:bookmarkStart w:id="150" w:name="_Toc202970393"/>
       <w:r>
         <w:t>June 2024</w:t>
       </w:r>
-      <w:bookmarkEnd w:id="139"/>
-      <w:bookmarkEnd w:id="140"/>
+      <w:bookmarkEnd w:id="149"/>
+      <w:bookmarkEnd w:id="150"/>
     </w:p>
     <w:p>
       <w:pPr>
         <w:pStyle w:val="Heading3"/>
       </w:pPr>
-      <w:bookmarkStart w:id="141" w:name="_Toc202970394"/>
+      <w:bookmarkStart w:id="151" w:name="_Toc202970394"/>
       <w:r>
         <w:t>Documentation Updates</w:t>
       </w:r>
-      <w:bookmarkEnd w:id="141"/>
+      <w:bookmarkEnd w:id="151"/>
     </w:p>
     <w:p>
       <w:r>
@@ -3331,11 +3343,11 @@
       <w:pPr>
         <w:pStyle w:val="Heading3"/>
       </w:pPr>
-      <w:bookmarkStart w:id="142" w:name="_Toc202970395"/>
+      <w:bookmarkStart w:id="152" w:name="_Toc202970395"/>
       <w:r>
         <w:t>Component Costs</w:t>
       </w:r>
-      <w:bookmarkEnd w:id="142"/>
+      <w:bookmarkEnd w:id="152"/>
     </w:p>
     <w:p>
       <w:r>
@@ -3387,11 +3399,11 @@
       <w:pPr>
         <w:pStyle w:val="Heading3"/>
       </w:pPr>
-      <w:bookmarkStart w:id="143" w:name="_Toc202970396"/>
+      <w:bookmarkStart w:id="153" w:name="_Toc202970396"/>
       <w:r>
         <w:t>ATmega328P</w:t>
       </w:r>
-      <w:bookmarkEnd w:id="143"/>
+      <w:bookmarkEnd w:id="153"/>
     </w:p>
     <w:p>
       <w:r>
@@ -3402,11 +3414,11 @@
       <w:pPr>
         <w:pStyle w:val="Heading3"/>
       </w:pPr>
-      <w:bookmarkStart w:id="144" w:name="_Toc202970397"/>
+      <w:bookmarkStart w:id="154" w:name="_Toc202970397"/>
       <w:r>
         <w:t>Component Changes</w:t>
       </w:r>
-      <w:bookmarkEnd w:id="144"/>
+      <w:bookmarkEnd w:id="154"/>
     </w:p>
     <w:p>
       <w:r>
@@ -3445,7 +3457,7 @@
           <w:numId w:val="40"/>
         </w:numPr>
         <w:rPr>
-          <w:ins w:id="145" w:author="Andrew Instone-Cowie" w:date="2025-04-14T20:11:00Z" w16du:dateUtc="2025-04-14T19:11:00Z"/>
+          <w:ins w:id="155" w:author="Andrew Instone-Cowie" w:date="2025-04-14T20:11:00Z" w16du:dateUtc="2025-04-14T19:11:00Z"/>
         </w:rPr>
       </w:pPr>
       <w:r>
@@ -3456,69 +3468,69 @@
       <w:pPr>
         <w:pStyle w:val="Heading2"/>
         <w:rPr>
-          <w:ins w:id="146" w:author="Andrew Instone-Cowie" w:date="2025-04-14T20:11:00Z" w16du:dateUtc="2025-04-14T19:11:00Z"/>
+          <w:ins w:id="156" w:author="Andrew Instone-Cowie" w:date="2025-04-14T20:11:00Z" w16du:dateUtc="2025-04-14T19:11:00Z"/>
         </w:rPr>
       </w:pPr>
-      <w:bookmarkStart w:id="147" w:name="_Toc202970398"/>
-      <w:ins w:id="148" w:author="Andrew Instone-Cowie" w:date="2025-04-14T20:11:00Z" w16du:dateUtc="2025-04-14T19:11:00Z">
+      <w:bookmarkStart w:id="157" w:name="_Toc202970398"/>
+      <w:ins w:id="158" w:author="Andrew Instone-Cowie" w:date="2025-04-14T20:11:00Z" w16du:dateUtc="2025-04-14T19:11:00Z">
         <w:r>
           <w:t>April 2025</w:t>
         </w:r>
-        <w:bookmarkEnd w:id="147"/>
+        <w:bookmarkEnd w:id="157"/>
       </w:ins>
     </w:p>
     <w:p>
       <w:pPr>
         <w:pStyle w:val="Heading3"/>
         <w:rPr>
-          <w:ins w:id="149" w:author="Andrew Instone-Cowie" w:date="2025-04-14T20:11:00Z" w16du:dateUtc="2025-04-14T19:11:00Z"/>
+          <w:ins w:id="159" w:author="Andrew Instone-Cowie" w:date="2025-04-14T20:11:00Z" w16du:dateUtc="2025-04-14T19:11:00Z"/>
         </w:rPr>
       </w:pPr>
-      <w:bookmarkStart w:id="150" w:name="_Toc202970399"/>
-      <w:ins w:id="151" w:author="Andrew Instone-Cowie" w:date="2025-04-14T20:11:00Z" w16du:dateUtc="2025-04-14T19:11:00Z">
+      <w:bookmarkStart w:id="160" w:name="_Toc202970399"/>
+      <w:ins w:id="161" w:author="Andrew Instone-Cowie" w:date="2025-04-14T20:11:00Z" w16du:dateUtc="2025-04-14T19:11:00Z">
         <w:r>
           <w:t>Type 1 – Type 2 Interface Adapter</w:t>
         </w:r>
-        <w:bookmarkEnd w:id="150"/>
+        <w:bookmarkEnd w:id="160"/>
       </w:ins>
     </w:p>
     <w:p>
       <w:pPr>
         <w:rPr>
-          <w:ins w:id="152" w:author="Andrew Instone-Cowie" w:date="2025-04-14T20:26:00Z" w16du:dateUtc="2025-04-14T19:26:00Z"/>
+          <w:ins w:id="162" w:author="Andrew Instone-Cowie" w:date="2025-04-14T20:26:00Z" w16du:dateUtc="2025-04-14T19:26:00Z"/>
         </w:rPr>
       </w:pPr>
-      <w:ins w:id="153" w:author="Andrew Instone-Cowie" w:date="2025-04-14T20:12:00Z" w16du:dateUtc="2025-04-14T19:12:00Z">
+      <w:ins w:id="163" w:author="Andrew Instone-Cowie" w:date="2025-04-14T20:12:00Z" w16du:dateUtc="2025-04-14T19:12:00Z">
         <w:r>
           <w:t xml:space="preserve">PCB design files and Gerbers have been provided for a simple interface adapter, which allows Type 2 sensors to be connected to a Type 1 interface, </w:t>
         </w:r>
       </w:ins>
-      <w:ins w:id="154" w:author="Andrew Instone-Cowie" w:date="2025-04-14T20:24:00Z" w16du:dateUtc="2025-04-14T19:24:00Z">
+      <w:ins w:id="164" w:author="Andrew Instone-Cowie" w:date="2025-04-14T20:24:00Z" w16du:dateUtc="2025-04-14T19:24:00Z">
         <w:r>
           <w:t>and</w:t>
         </w:r>
       </w:ins>
-      <w:ins w:id="155" w:author="Andrew Instone-Cowie" w:date="2025-04-14T20:12:00Z" w16du:dateUtc="2025-04-14T19:12:00Z">
+      <w:ins w:id="165" w:author="Andrew Instone-Cowie" w:date="2025-04-14T20:12:00Z" w16du:dateUtc="2025-04-14T19:12:00Z">
         <w:r>
           <w:t xml:space="preserve"> vice-versa. </w:t>
         </w:r>
       </w:ins>
-      <w:ins w:id="156" w:author="Andrew Instone-Cowie" w:date="2025-04-14T20:24:00Z" w16du:dateUtc="2025-04-14T19:24:00Z">
+      <w:ins w:id="166" w:author="Andrew Instone-Cowie" w:date="2025-04-14T20:24:00Z" w16du:dateUtc="2025-04-14T19:24:00Z">
         <w:r>
           <w:t>As this is expected to be something of a niche requirement</w:t>
         </w:r>
       </w:ins>
-      <w:ins w:id="157" w:author="Andrew Instone-Cowie" w:date="2025-04-14T20:25:00Z" w16du:dateUtc="2025-04-14T19:25:00Z">
+      <w:ins w:id="167" w:author="Andrew Instone-Cowie" w:date="2025-04-14T20:25:00Z" w16du:dateUtc="2025-04-14T19:25:00Z">
         <w:r>
           <w:t>, the d</w:t>
         </w:r>
       </w:ins>
-      <w:ins w:id="158" w:author="Andrew Instone-Cowie" w:date="2025-04-14T20:12:00Z" w16du:dateUtc="2025-04-14T19:12:00Z">
+      <w:ins w:id="168" w:author="Andrew Instone-Cowie" w:date="2025-04-14T20:12:00Z" w16du:dateUtc="2025-04-14T19:12:00Z">
         <w:r>
           <w:t>etails are</w:t>
         </w:r>
       </w:ins>
-      <w:ins w:id="159" w:author="Andrew Instone-Cowie" w:date="2025-04-14T20:13:00Z" w16du:dateUtc="2025-04-14T19:13:00Z">
+      <w:ins w:id="169" w:author="Andrew Instone-Cowie" w:date="2025-04-14T20:13:00Z" w16du:dateUtc="2025-04-14T19:13:00Z">
         <w:r>
           <w:t xml:space="preserve"> documented in the </w:t>
         </w:r>
@@ -3528,7 +3540,7 @@
             <w:bCs/>
             <w:i/>
             <w:iCs/>
-            <w:rPrChange w:id="160" w:author="Andrew Instone-Cowie" w:date="2025-04-14T20:13:00Z" w16du:dateUtc="2025-04-14T19:13:00Z">
+            <w:rPrChange w:id="170" w:author="Andrew Instone-Cowie" w:date="2025-04-14T20:13:00Z" w16du:dateUtc="2025-04-14T19:13:00Z">
               <w:rPr/>
             </w:rPrChange>
           </w:rPr>
@@ -3538,7 +3550,7 @@
           <w:t>,</w:t>
         </w:r>
       </w:ins>
-      <w:ins w:id="161" w:author="Andrew Instone-Cowie" w:date="2025-04-14T20:25:00Z" w16du:dateUtc="2025-04-14T19:25:00Z">
+      <w:ins w:id="171" w:author="Andrew Instone-Cowie" w:date="2025-04-14T20:25:00Z" w16du:dateUtc="2025-04-14T19:25:00Z">
         <w:r>
           <w:t xml:space="preserve"> not the </w:t>
         </w:r>
@@ -3548,7 +3560,7 @@
             <w:bCs/>
             <w:i/>
             <w:iCs/>
-            <w:rPrChange w:id="162" w:author="Andrew Instone-Cowie" w:date="2025-04-14T20:25:00Z" w16du:dateUtc="2025-04-14T19:25:00Z">
+            <w:rPrChange w:id="172" w:author="Andrew Instone-Cowie" w:date="2025-04-14T20:25:00Z" w16du:dateUtc="2025-04-14T19:25:00Z">
               <w:rPr/>
             </w:rPrChange>
           </w:rPr>
@@ -3563,21 +3575,21 @@
       <w:pPr>
         <w:pStyle w:val="Heading3"/>
         <w:rPr>
-          <w:ins w:id="163" w:author="Andrew Instone-Cowie" w:date="2025-04-14T20:14:00Z" w16du:dateUtc="2025-04-14T19:14:00Z"/>
+          <w:ins w:id="173" w:author="Andrew Instone-Cowie" w:date="2025-04-14T20:14:00Z" w16du:dateUtc="2025-04-14T19:14:00Z"/>
         </w:rPr>
       </w:pPr>
-      <w:bookmarkStart w:id="164" w:name="_Toc202970400"/>
-      <w:ins w:id="165" w:author="Andrew Instone-Cowie" w:date="2025-04-14T20:14:00Z" w16du:dateUtc="2025-04-14T19:14:00Z">
+      <w:bookmarkStart w:id="174" w:name="_Toc202970400"/>
+      <w:ins w:id="175" w:author="Andrew Instone-Cowie" w:date="2025-04-14T20:14:00Z" w16du:dateUtc="2025-04-14T19:14:00Z">
         <w:r>
           <w:t xml:space="preserve">RIP Eagle, </w:t>
         </w:r>
       </w:ins>
-      <w:ins w:id="166" w:author="Andrew Instone-Cowie" w:date="2025-04-14T20:26:00Z" w16du:dateUtc="2025-04-14T19:26:00Z">
+      <w:ins w:id="176" w:author="Andrew Instone-Cowie" w:date="2025-04-14T20:26:00Z" w16du:dateUtc="2025-04-14T19:26:00Z">
         <w:r>
           <w:t>PCB M</w:t>
         </w:r>
       </w:ins>
-      <w:ins w:id="167" w:author="Andrew Instone-Cowie" w:date="2025-04-14T20:14:00Z" w16du:dateUtc="2025-04-14T19:14:00Z">
+      <w:ins w:id="177" w:author="Andrew Instone-Cowie" w:date="2025-04-14T20:14:00Z" w16du:dateUtc="2025-04-14T19:14:00Z">
         <w:r>
           <w:t xml:space="preserve">igration to </w:t>
         </w:r>
@@ -3585,98 +3597,98 @@
         <w:r>
           <w:t>KiCad</w:t>
         </w:r>
-        <w:bookmarkEnd w:id="164"/>
+        <w:bookmarkEnd w:id="174"/>
         <w:proofErr w:type="spellEnd"/>
       </w:ins>
     </w:p>
     <w:p>
       <w:pPr>
         <w:rPr>
-          <w:ins w:id="168" w:author="Andrew Instone-Cowie" w:date="2025-04-14T20:20:00Z" w16du:dateUtc="2025-04-14T19:20:00Z"/>
+          <w:ins w:id="178" w:author="Andrew Instone-Cowie" w:date="2025-04-14T20:20:00Z" w16du:dateUtc="2025-04-14T19:20:00Z"/>
         </w:rPr>
       </w:pPr>
-      <w:ins w:id="169" w:author="Andrew Instone-Cowie" w:date="2025-04-14T20:14:00Z" w16du:dateUtc="2025-04-14T19:14:00Z">
+      <w:ins w:id="179" w:author="Andrew Instone-Cowie" w:date="2025-04-14T20:14:00Z" w16du:dateUtc="2025-04-14T19:14:00Z">
         <w:r>
           <w:t xml:space="preserve">The </w:t>
         </w:r>
       </w:ins>
-      <w:ins w:id="170" w:author="Andrew Instone-Cowie" w:date="2025-04-14T20:17:00Z" w16du:dateUtc="2025-04-14T19:17:00Z">
+      <w:ins w:id="180" w:author="Andrew Instone-Cowie" w:date="2025-04-14T20:17:00Z" w16du:dateUtc="2025-04-14T19:17:00Z">
         <w:r>
           <w:t>fortunes of the once-</w:t>
         </w:r>
       </w:ins>
-      <w:ins w:id="171" w:author="Andrew Instone-Cowie" w:date="2025-04-14T20:14:00Z" w16du:dateUtc="2025-04-14T19:14:00Z">
+      <w:ins w:id="181" w:author="Andrew Instone-Cowie" w:date="2025-04-14T20:14:00Z" w16du:dateUtc="2025-04-14T19:14:00Z">
         <w:r>
           <w:t xml:space="preserve">popular </w:t>
         </w:r>
       </w:ins>
       <w:proofErr w:type="spellStart"/>
-      <w:ins w:id="172" w:author="Andrew Instone-Cowie" w:date="2025-04-14T20:15:00Z" w16du:dateUtc="2025-04-14T19:15:00Z">
+      <w:ins w:id="182" w:author="Andrew Instone-Cowie" w:date="2025-04-14T20:15:00Z" w16du:dateUtc="2025-04-14T19:15:00Z">
         <w:r>
           <w:t>Cad</w:t>
         </w:r>
       </w:ins>
-      <w:ins w:id="173" w:author="Andrew Instone-Cowie" w:date="2025-04-14T20:26:00Z" w16du:dateUtc="2025-04-14T19:26:00Z">
+      <w:ins w:id="183" w:author="Andrew Instone-Cowie" w:date="2025-04-14T20:26:00Z" w16du:dateUtc="2025-04-14T19:26:00Z">
         <w:r>
           <w:t>s</w:t>
-        </w:r>
-      </w:ins>
-      <w:ins w:id="174" w:author="Andrew Instone-Cowie" w:date="2025-04-14T20:15:00Z" w16du:dateUtc="2025-04-14T19:15:00Z">
-        <w:r>
-          <w:t>oft</w:t>
-        </w:r>
-        <w:proofErr w:type="spellEnd"/>
-        <w:r>
-          <w:t xml:space="preserve"> </w:t>
-        </w:r>
-      </w:ins>
-      <w:ins w:id="175" w:author="Andrew Instone-Cowie" w:date="2025-04-14T20:14:00Z" w16du:dateUtc="2025-04-14T19:14:00Z">
-        <w:r>
-          <w:t xml:space="preserve">Eagle PCB design tool </w:t>
-        </w:r>
-      </w:ins>
-      <w:ins w:id="176" w:author="Andrew Instone-Cowie" w:date="2025-04-14T20:15:00Z" w16du:dateUtc="2025-04-14T19:15:00Z">
-        <w:r>
-          <w:t>among the</w:t>
-        </w:r>
-      </w:ins>
-      <w:ins w:id="177" w:author="Andrew Instone-Cowie" w:date="2025-04-14T20:26:00Z" w16du:dateUtc="2025-04-14T19:26:00Z">
-        <w:r>
-          <w:t xml:space="preserve"> hobbyist and</w:t>
-        </w:r>
-      </w:ins>
-      <w:ins w:id="178" w:author="Andrew Instone-Cowie" w:date="2025-04-14T20:15:00Z" w16du:dateUtc="2025-04-14T19:15:00Z">
-        <w:r>
-          <w:t xml:space="preserve"> maker community </w:t>
-        </w:r>
-      </w:ins>
-      <w:ins w:id="179" w:author="Andrew Instone-Cowie" w:date="2025-04-14T20:14:00Z" w16du:dateUtc="2025-04-14T19:14:00Z">
-        <w:r>
-          <w:t>ha</w:t>
-        </w:r>
-      </w:ins>
-      <w:ins w:id="180" w:author="Andrew Instone-Cowie" w:date="2025-04-14T20:17:00Z" w16du:dateUtc="2025-04-14T19:17:00Z">
-        <w:r>
-          <w:t>ve</w:t>
-        </w:r>
-      </w:ins>
-      <w:ins w:id="181" w:author="Andrew Instone-Cowie" w:date="2025-04-14T20:14:00Z" w16du:dateUtc="2025-04-14T19:14:00Z">
-        <w:r>
-          <w:t xml:space="preserve"> waned over recent years</w:t>
-        </w:r>
-      </w:ins>
-      <w:ins w:id="182" w:author="Andrew Instone-Cowie" w:date="2025-04-14T20:18:00Z" w16du:dateUtc="2025-04-14T19:18:00Z">
-        <w:r>
-          <w:t>,</w:t>
-        </w:r>
-      </w:ins>
-      <w:ins w:id="183" w:author="Andrew Instone-Cowie" w:date="2025-04-14T20:14:00Z" w16du:dateUtc="2025-04-14T19:14:00Z">
-        <w:r>
-          <w:t xml:space="preserve"> </w:t>
         </w:r>
       </w:ins>
       <w:ins w:id="184" w:author="Andrew Instone-Cowie" w:date="2025-04-14T20:15:00Z" w16du:dateUtc="2025-04-14T19:15:00Z">
         <w:r>
+          <w:t>oft</w:t>
+        </w:r>
+        <w:proofErr w:type="spellEnd"/>
+        <w:r>
+          <w:t xml:space="preserve"> </w:t>
+        </w:r>
+      </w:ins>
+      <w:ins w:id="185" w:author="Andrew Instone-Cowie" w:date="2025-04-14T20:14:00Z" w16du:dateUtc="2025-04-14T19:14:00Z">
+        <w:r>
+          <w:t xml:space="preserve">Eagle PCB design tool </w:t>
+        </w:r>
+      </w:ins>
+      <w:ins w:id="186" w:author="Andrew Instone-Cowie" w:date="2025-04-14T20:15:00Z" w16du:dateUtc="2025-04-14T19:15:00Z">
+        <w:r>
+          <w:t>among the</w:t>
+        </w:r>
+      </w:ins>
+      <w:ins w:id="187" w:author="Andrew Instone-Cowie" w:date="2025-04-14T20:26:00Z" w16du:dateUtc="2025-04-14T19:26:00Z">
+        <w:r>
+          <w:t xml:space="preserve"> hobbyist and</w:t>
+        </w:r>
+      </w:ins>
+      <w:ins w:id="188" w:author="Andrew Instone-Cowie" w:date="2025-04-14T20:15:00Z" w16du:dateUtc="2025-04-14T19:15:00Z">
+        <w:r>
+          <w:t xml:space="preserve"> maker community </w:t>
+        </w:r>
+      </w:ins>
+      <w:ins w:id="189" w:author="Andrew Instone-Cowie" w:date="2025-04-14T20:14:00Z" w16du:dateUtc="2025-04-14T19:14:00Z">
+        <w:r>
+          <w:t>ha</w:t>
+        </w:r>
+      </w:ins>
+      <w:ins w:id="190" w:author="Andrew Instone-Cowie" w:date="2025-04-14T20:17:00Z" w16du:dateUtc="2025-04-14T19:17:00Z">
+        <w:r>
+          <w:t>ve</w:t>
+        </w:r>
+      </w:ins>
+      <w:ins w:id="191" w:author="Andrew Instone-Cowie" w:date="2025-04-14T20:14:00Z" w16du:dateUtc="2025-04-14T19:14:00Z">
+        <w:r>
+          <w:t xml:space="preserve"> waned over recent years</w:t>
+        </w:r>
+      </w:ins>
+      <w:ins w:id="192" w:author="Andrew Instone-Cowie" w:date="2025-04-14T20:18:00Z" w16du:dateUtc="2025-04-14T19:18:00Z">
+        <w:r>
+          <w:t>,</w:t>
+        </w:r>
+      </w:ins>
+      <w:ins w:id="193" w:author="Andrew Instone-Cowie" w:date="2025-04-14T20:14:00Z" w16du:dateUtc="2025-04-14T19:14:00Z">
+        <w:r>
+          <w:t xml:space="preserve"> </w:t>
+        </w:r>
+      </w:ins>
+      <w:ins w:id="194" w:author="Andrew Instone-Cowie" w:date="2025-04-14T20:15:00Z" w16du:dateUtc="2025-04-14T19:15:00Z">
+        <w:r>
           <w:t xml:space="preserve">following the acquisition by </w:t>
         </w:r>
         <w:proofErr w:type="spellStart"/>
@@ -3692,13 +3704,13 @@
           <w:t>licensing regime.</w:t>
         </w:r>
       </w:ins>
-      <w:ins w:id="185" w:author="Andrew Instone-Cowie" w:date="2025-04-14T20:20:00Z" w16du:dateUtc="2025-04-14T19:20:00Z">
+      <w:ins w:id="195" w:author="Andrew Instone-Cowie" w:date="2025-04-14T20:20:00Z" w16du:dateUtc="2025-04-14T19:20:00Z">
         <w:r>
           <w:t xml:space="preserve"> </w:t>
         </w:r>
       </w:ins>
       <w:proofErr w:type="spellStart"/>
-      <w:ins w:id="186" w:author="Andrew Instone-Cowie" w:date="2025-04-14T20:17:00Z" w16du:dateUtc="2025-04-14T19:17:00Z">
+      <w:ins w:id="196" w:author="Andrew Instone-Cowie" w:date="2025-04-14T20:17:00Z" w16du:dateUtc="2025-04-14T19:17:00Z">
         <w:r>
           <w:t>AutoDesk</w:t>
         </w:r>
@@ -3707,7 +3719,7 @@
           <w:t xml:space="preserve"> have announced</w:t>
         </w:r>
       </w:ins>
-      <w:ins w:id="187" w:author="Andrew Instone-Cowie" w:date="2025-04-14T20:23:00Z" w16du:dateUtc="2025-04-14T19:23:00Z">
+      <w:ins w:id="197" w:author="Andrew Instone-Cowie" w:date="2025-04-14T20:23:00Z" w16du:dateUtc="2025-04-14T19:23:00Z">
         <w:r>
           <w:rPr>
             <w:rStyle w:val="FootnoteReference"/>
@@ -3715,37 +3727,37 @@
           <w:footnoteReference w:id="2"/>
         </w:r>
       </w:ins>
-      <w:ins w:id="194" w:author="Andrew Instone-Cowie" w:date="2025-04-14T20:17:00Z" w16du:dateUtc="2025-04-14T19:17:00Z">
+      <w:ins w:id="204" w:author="Andrew Instone-Cowie" w:date="2025-04-14T20:17:00Z" w16du:dateUtc="2025-04-14T19:17:00Z">
         <w:r>
           <w:t xml:space="preserve"> </w:t>
         </w:r>
       </w:ins>
-      <w:ins w:id="195" w:author="Andrew Instone-Cowie" w:date="2025-04-14T20:18:00Z" w16du:dateUtc="2025-04-14T19:18:00Z">
+      <w:ins w:id="205" w:author="Andrew Instone-Cowie" w:date="2025-04-14T20:18:00Z" w16du:dateUtc="2025-04-14T19:18:00Z">
         <w:r>
           <w:t xml:space="preserve">that Eagle will cease to be available </w:t>
         </w:r>
       </w:ins>
-      <w:ins w:id="196" w:author="Andrew Instone-Cowie" w:date="2025-04-14T20:27:00Z" w16du:dateUtc="2025-04-14T19:27:00Z">
+      <w:ins w:id="206" w:author="Andrew Instone-Cowie" w:date="2025-04-14T20:27:00Z" w16du:dateUtc="2025-04-14T19:27:00Z">
         <w:r>
           <w:t xml:space="preserve">or supported </w:t>
         </w:r>
       </w:ins>
-      <w:ins w:id="197" w:author="Andrew Instone-Cowie" w:date="2025-04-14T20:18:00Z" w16du:dateUtc="2025-04-14T19:18:00Z">
+      <w:ins w:id="207" w:author="Andrew Instone-Cowie" w:date="2025-04-14T20:18:00Z" w16du:dateUtc="2025-04-14T19:18:00Z">
         <w:r>
           <w:t>as a free-standing product</w:t>
         </w:r>
       </w:ins>
-      <w:ins w:id="198" w:author="Andrew Instone-Cowie" w:date="2025-04-14T20:20:00Z" w16du:dateUtc="2025-04-14T19:20:00Z">
+      <w:ins w:id="208" w:author="Andrew Instone-Cowie" w:date="2025-04-14T20:20:00Z" w16du:dateUtc="2025-04-14T19:20:00Z">
         <w:r>
           <w:t xml:space="preserve"> in </w:t>
         </w:r>
       </w:ins>
-      <w:ins w:id="199" w:author="Andrew Instone-Cowie" w:date="2025-04-14T20:26:00Z" w16du:dateUtc="2025-04-14T19:26:00Z">
+      <w:ins w:id="209" w:author="Andrew Instone-Cowie" w:date="2025-04-14T20:26:00Z" w16du:dateUtc="2025-04-14T19:26:00Z">
         <w:r>
           <w:t xml:space="preserve">June </w:t>
         </w:r>
       </w:ins>
-      <w:ins w:id="200" w:author="Andrew Instone-Cowie" w:date="2025-04-14T20:20:00Z" w16du:dateUtc="2025-04-14T19:20:00Z">
+      <w:ins w:id="210" w:author="Andrew Instone-Cowie" w:date="2025-04-14T20:20:00Z" w16du:dateUtc="2025-04-14T19:20:00Z">
         <w:r>
           <w:t xml:space="preserve">2026. </w:t>
         </w:r>
@@ -3754,30 +3766,30 @@
     <w:p>
       <w:pPr>
         <w:rPr>
-          <w:ins w:id="201" w:author="Andrew Instone-Cowie" w:date="2025-07-09T16:11:00Z" w16du:dateUtc="2025-07-09T15:11:00Z"/>
+          <w:ins w:id="211" w:author="Andrew Instone-Cowie" w:date="2025-07-09T16:11:00Z" w16du:dateUtc="2025-07-09T15:11:00Z"/>
         </w:rPr>
       </w:pPr>
-      <w:ins w:id="202" w:author="Andrew Instone-Cowie" w:date="2025-04-14T20:20:00Z" w16du:dateUtc="2025-04-14T19:20:00Z">
+      <w:ins w:id="212" w:author="Andrew Instone-Cowie" w:date="2025-04-14T20:20:00Z" w16du:dateUtc="2025-04-14T19:20:00Z">
         <w:r>
           <w:t>Like many</w:t>
         </w:r>
       </w:ins>
-      <w:ins w:id="203" w:author="Andrew Instone-Cowie" w:date="2025-04-14T20:21:00Z" w16du:dateUtc="2025-04-14T19:21:00Z">
+      <w:ins w:id="213" w:author="Andrew Instone-Cowie" w:date="2025-04-14T20:21:00Z" w16du:dateUtc="2025-04-14T19:21:00Z">
         <w:r>
           <w:t xml:space="preserve"> other small projects, the </w:t>
         </w:r>
       </w:ins>
-      <w:ins w:id="204" w:author="Andrew Instone-Cowie" w:date="2025-04-14T20:16:00Z" w16du:dateUtc="2025-04-14T19:16:00Z">
+      <w:ins w:id="214" w:author="Andrew Instone-Cowie" w:date="2025-04-14T20:16:00Z" w16du:dateUtc="2025-04-14T19:16:00Z">
         <w:r>
           <w:t xml:space="preserve">Liverpool Ringing Simulator Project will migrate </w:t>
         </w:r>
       </w:ins>
-      <w:ins w:id="205" w:author="Andrew Instone-Cowie" w:date="2025-04-14T20:21:00Z" w16du:dateUtc="2025-04-14T19:21:00Z">
+      <w:ins w:id="215" w:author="Andrew Instone-Cowie" w:date="2025-04-14T20:21:00Z" w16du:dateUtc="2025-04-14T19:21:00Z">
         <w:r>
           <w:t xml:space="preserve">PCB designs </w:t>
         </w:r>
       </w:ins>
-      <w:ins w:id="206" w:author="Andrew Instone-Cowie" w:date="2025-04-14T20:16:00Z" w16du:dateUtc="2025-04-14T19:16:00Z">
+      <w:ins w:id="216" w:author="Andrew Instone-Cowie" w:date="2025-04-14T20:16:00Z" w16du:dateUtc="2025-04-14T19:16:00Z">
         <w:r>
           <w:t xml:space="preserve">to the open source </w:t>
         </w:r>
@@ -3790,12 +3802,12 @@
           <w:t xml:space="preserve"> EDA tool over the coming months.</w:t>
         </w:r>
       </w:ins>
-      <w:ins w:id="207" w:author="Andrew Instone-Cowie" w:date="2025-04-14T20:21:00Z" w16du:dateUtc="2025-04-14T19:21:00Z">
+      <w:ins w:id="217" w:author="Andrew Instone-Cowie" w:date="2025-04-14T20:21:00Z" w16du:dateUtc="2025-04-14T19:21:00Z">
         <w:r>
           <w:t xml:space="preserve"> Existing Gerber files remain valid </w:t>
         </w:r>
       </w:ins>
-      <w:ins w:id="208" w:author="Andrew Instone-Cowie" w:date="2025-04-14T20:22:00Z" w16du:dateUtc="2025-04-14T19:22:00Z">
+      <w:ins w:id="218" w:author="Andrew Instone-Cowie" w:date="2025-04-14T20:22:00Z" w16du:dateUtc="2025-04-14T19:22:00Z">
         <w:r>
           <w:t>in the interim.</w:t>
         </w:r>
@@ -3805,55 +3817,55 @@
       <w:pPr>
         <w:pStyle w:val="Heading2"/>
         <w:rPr>
-          <w:ins w:id="209" w:author="Andrew Instone-Cowie" w:date="2025-07-09T16:11:00Z" w16du:dateUtc="2025-07-09T15:11:00Z"/>
+          <w:ins w:id="219" w:author="Andrew Instone-Cowie" w:date="2025-07-09T16:11:00Z" w16du:dateUtc="2025-07-09T15:11:00Z"/>
         </w:rPr>
-        <w:pPrChange w:id="210" w:author="Andrew Instone-Cowie" w:date="2025-07-09T16:12:00Z" w16du:dateUtc="2025-07-09T15:12:00Z">
+        <w:pPrChange w:id="220" w:author="Andrew Instone-Cowie" w:date="2025-07-09T16:12:00Z" w16du:dateUtc="2025-07-09T15:12:00Z">
           <w:pPr/>
         </w:pPrChange>
       </w:pPr>
-      <w:bookmarkStart w:id="211" w:name="_Toc202970401"/>
-      <w:ins w:id="212" w:author="Andrew Instone-Cowie" w:date="2025-07-09T16:11:00Z" w16du:dateUtc="2025-07-09T15:11:00Z">
+      <w:bookmarkStart w:id="221" w:name="_Toc202970401"/>
+      <w:ins w:id="222" w:author="Andrew Instone-Cowie" w:date="2025-07-09T16:11:00Z" w16du:dateUtc="2025-07-09T15:11:00Z">
         <w:r>
           <w:t>July 2025</w:t>
         </w:r>
-        <w:bookmarkEnd w:id="211"/>
+        <w:bookmarkEnd w:id="221"/>
       </w:ins>
     </w:p>
     <w:p>
       <w:pPr>
         <w:pStyle w:val="Heading3"/>
         <w:rPr>
-          <w:ins w:id="213" w:author="Andrew Instone-Cowie" w:date="2025-07-09T16:12:00Z" w16du:dateUtc="2025-07-09T15:12:00Z"/>
+          <w:ins w:id="223" w:author="Andrew Instone-Cowie" w:date="2025-07-09T16:12:00Z" w16du:dateUtc="2025-07-09T15:12:00Z"/>
         </w:rPr>
       </w:pPr>
-      <w:bookmarkStart w:id="214" w:name="_Toc202970402"/>
-      <w:ins w:id="215" w:author="Andrew Instone-Cowie" w:date="2025-07-09T16:18:00Z" w16du:dateUtc="2025-07-09T15:18:00Z">
+      <w:bookmarkStart w:id="224" w:name="_Toc202970402"/>
+      <w:ins w:id="225" w:author="Andrew Instone-Cowie" w:date="2025-07-09T16:18:00Z" w16du:dateUtc="2025-07-09T15:18:00Z">
         <w:r>
           <w:t xml:space="preserve">Magnetic Sensor </w:t>
         </w:r>
       </w:ins>
-      <w:ins w:id="216" w:author="Andrew Instone-Cowie" w:date="2025-07-09T16:15:00Z" w16du:dateUtc="2025-07-09T15:15:00Z">
+      <w:ins w:id="226" w:author="Andrew Instone-Cowie" w:date="2025-07-09T16:15:00Z" w16du:dateUtc="2025-07-09T15:15:00Z">
         <w:r>
           <w:t xml:space="preserve">Support for </w:t>
         </w:r>
       </w:ins>
-      <w:ins w:id="217" w:author="Andrew Instone-Cowie" w:date="2025-07-09T16:11:00Z" w16du:dateUtc="2025-07-09T15:11:00Z">
+      <w:ins w:id="227" w:author="Andrew Instone-Cowie" w:date="2025-07-09T16:11:00Z" w16du:dateUtc="2025-07-09T15:11:00Z">
         <w:r>
           <w:t>A112</w:t>
         </w:r>
       </w:ins>
-      <w:ins w:id="218" w:author="Andrew Instone-Cowie" w:date="2025-07-09T16:12:00Z" w16du:dateUtc="2025-07-09T15:12:00Z">
+      <w:ins w:id="228" w:author="Andrew Instone-Cowie" w:date="2025-07-09T16:12:00Z" w16du:dateUtc="2025-07-09T15:12:00Z">
         <w:r>
           <w:t xml:space="preserve">0EUA-T Hall Effect </w:t>
         </w:r>
       </w:ins>
-      <w:ins w:id="219" w:author="Andrew Instone-Cowie" w:date="2025-07-09T16:19:00Z" w16du:dateUtc="2025-07-09T15:19:00Z">
+      <w:ins w:id="229" w:author="Andrew Instone-Cowie" w:date="2025-07-09T16:19:00Z" w16du:dateUtc="2025-07-09T15:19:00Z">
         <w:r>
           <w:t>Sensor</w:t>
         </w:r>
       </w:ins>
-      <w:bookmarkEnd w:id="214"/>
-      <w:ins w:id="220" w:author="Andrew Instone-Cowie" w:date="2025-07-09T16:12:00Z" w16du:dateUtc="2025-07-09T15:12:00Z">
+      <w:bookmarkEnd w:id="224"/>
+      <w:ins w:id="230" w:author="Andrew Instone-Cowie" w:date="2025-07-09T16:12:00Z" w16du:dateUtc="2025-07-09T15:12:00Z">
         <w:r>
           <w:t xml:space="preserve"> </w:t>
         </w:r>
@@ -3862,65 +3874,65 @@
     <w:p>
       <w:pPr>
         <w:rPr>
-          <w:ins w:id="221" w:author="Andrew Instone-Cowie" w:date="2025-07-09T16:14:00Z" w16du:dateUtc="2025-07-09T15:14:00Z"/>
+          <w:ins w:id="231" w:author="Andrew Instone-Cowie" w:date="2025-07-09T16:14:00Z" w16du:dateUtc="2025-07-09T15:14:00Z"/>
         </w:rPr>
       </w:pPr>
-      <w:ins w:id="222" w:author="Andrew Instone-Cowie" w:date="2025-07-09T16:12:00Z" w16du:dateUtc="2025-07-09T15:12:00Z">
+      <w:ins w:id="232" w:author="Andrew Instone-Cowie" w:date="2025-07-09T16:12:00Z" w16du:dateUtc="2025-07-09T15:12:00Z">
         <w:r>
           <w:t xml:space="preserve">The Type 2 simulator </w:t>
         </w:r>
       </w:ins>
-      <w:ins w:id="223" w:author="Andrew Instone-Cowie" w:date="2025-07-09T16:16:00Z" w16du:dateUtc="2025-07-09T15:16:00Z">
+      <w:ins w:id="233" w:author="Andrew Instone-Cowie" w:date="2025-07-09T16:16:00Z" w16du:dateUtc="2025-07-09T15:16:00Z">
         <w:r>
           <w:t>Magnetic</w:t>
         </w:r>
       </w:ins>
-      <w:ins w:id="224" w:author="Andrew Instone-Cowie" w:date="2025-07-09T16:13:00Z" w16du:dateUtc="2025-07-09T15:13:00Z">
+      <w:ins w:id="234" w:author="Andrew Instone-Cowie" w:date="2025-07-09T16:13:00Z" w16du:dateUtc="2025-07-09T15:13:00Z">
         <w:r>
           <w:t xml:space="preserve"> Sensor Module </w:t>
         </w:r>
       </w:ins>
-      <w:ins w:id="225" w:author="Andrew Instone-Cowie" w:date="2025-07-09T16:12:00Z" w16du:dateUtc="2025-07-09T15:12:00Z">
+      <w:ins w:id="235" w:author="Andrew Instone-Cowie" w:date="2025-07-09T16:12:00Z" w16du:dateUtc="2025-07-09T15:12:00Z">
         <w:r>
           <w:t>now supports the Allegro Microsystems A1120EUA</w:t>
         </w:r>
       </w:ins>
-      <w:ins w:id="226" w:author="Andrew Instone-Cowie" w:date="2025-07-09T16:13:00Z" w16du:dateUtc="2025-07-09T15:13:00Z">
+      <w:ins w:id="236" w:author="Andrew Instone-Cowie" w:date="2025-07-09T16:13:00Z" w16du:dateUtc="2025-07-09T15:13:00Z">
         <w:r>
           <w:t>-T Hall Effect sensor as a</w:t>
         </w:r>
       </w:ins>
-      <w:ins w:id="227" w:author="Andrew Instone-Cowie" w:date="2025-07-09T16:16:00Z" w16du:dateUtc="2025-07-09T15:16:00Z">
+      <w:ins w:id="237" w:author="Andrew Instone-Cowie" w:date="2025-07-09T16:16:00Z" w16du:dateUtc="2025-07-09T15:16:00Z">
         <w:r>
           <w:t xml:space="preserve"> lower cost </w:t>
         </w:r>
       </w:ins>
-      <w:ins w:id="228" w:author="Andrew Instone-Cowie" w:date="2025-07-09T16:13:00Z" w16du:dateUtc="2025-07-09T15:13:00Z">
+      <w:ins w:id="238" w:author="Andrew Instone-Cowie" w:date="2025-07-09T16:13:00Z" w16du:dateUtc="2025-07-09T15:13:00Z">
         <w:r>
           <w:t>alternative to the Honeywell 2SS52M magneto-resistive sensor.</w:t>
         </w:r>
       </w:ins>
-      <w:ins w:id="229" w:author="Andrew Instone-Cowie" w:date="2025-07-09T16:16:00Z" w16du:dateUtc="2025-07-09T15:16:00Z">
+      <w:ins w:id="239" w:author="Andrew Instone-Cowie" w:date="2025-07-09T16:16:00Z" w16du:dateUtc="2025-07-09T15:16:00Z">
         <w:r>
           <w:t xml:space="preserve"> </w:t>
         </w:r>
       </w:ins>
-      <w:ins w:id="230" w:author="Andrew Instone-Cowie" w:date="2025-07-09T16:14:00Z" w16du:dateUtc="2025-07-09T15:14:00Z">
+      <w:ins w:id="240" w:author="Andrew Instone-Cowie" w:date="2025-07-09T16:14:00Z" w16du:dateUtc="2025-07-09T15:14:00Z">
         <w:r>
           <w:t xml:space="preserve">This support is based on </w:t>
         </w:r>
       </w:ins>
-      <w:ins w:id="231" w:author="Andrew Instone-Cowie" w:date="2025-07-09T16:15:00Z" w16du:dateUtc="2025-07-09T15:15:00Z">
+      <w:ins w:id="241" w:author="Andrew Instone-Cowie" w:date="2025-07-09T16:15:00Z" w16du:dateUtc="2025-07-09T15:15:00Z">
         <w:r>
           <w:t>work by Alan Griffin and Derek Livesey</w:t>
         </w:r>
       </w:ins>
-      <w:ins w:id="232" w:author="Andrew Instone-Cowie" w:date="2025-07-09T16:16:00Z" w16du:dateUtc="2025-07-09T15:16:00Z">
+      <w:ins w:id="242" w:author="Andrew Instone-Cowie" w:date="2025-07-09T16:16:00Z" w16du:dateUtc="2025-07-09T15:16:00Z">
         <w:r>
           <w:t>.</w:t>
         </w:r>
       </w:ins>
-      <w:ins w:id="233" w:author="Andrew Instone-Cowie" w:date="2025-07-09T16:14:00Z" w16du:dateUtc="2025-07-09T15:14:00Z">
+      <w:ins w:id="243" w:author="Andrew Instone-Cowie" w:date="2025-07-09T16:14:00Z" w16du:dateUtc="2025-07-09T15:14:00Z">
         <w:r>
           <w:t xml:space="preserve"> </w:t>
         </w:r>
@@ -3928,7 +3940,7 @@
     </w:p>
     <w:p>
       <w:pPr>
-        <w:pPrChange w:id="234" w:author="Andrew Instone-Cowie" w:date="2025-07-09T16:12:00Z" w16du:dateUtc="2025-07-09T15:12:00Z">
+        <w:pPrChange w:id="244" w:author="Andrew Instone-Cowie" w:date="2025-07-09T16:12:00Z" w16du:dateUtc="2025-07-09T15:12:00Z">
           <w:pPr>
             <w:pStyle w:val="ListParagraph"/>
             <w:numPr>
@@ -3938,27 +3950,27 @@
           </w:pPr>
         </w:pPrChange>
       </w:pPr>
-      <w:ins w:id="235" w:author="Andrew Instone-Cowie" w:date="2025-07-09T16:13:00Z" w16du:dateUtc="2025-07-09T15:13:00Z">
+      <w:ins w:id="245" w:author="Andrew Instone-Cowie" w:date="2025-07-09T16:13:00Z" w16du:dateUtc="2025-07-09T15:13:00Z">
         <w:r>
           <w:t xml:space="preserve">Magnetic Sensor </w:t>
         </w:r>
       </w:ins>
-      <w:ins w:id="236" w:author="Andrew Instone-Cowie" w:date="2025-07-09T16:14:00Z" w16du:dateUtc="2025-07-09T15:14:00Z">
+      <w:ins w:id="246" w:author="Andrew Instone-Cowie" w:date="2025-07-09T16:14:00Z" w16du:dateUtc="2025-07-09T15:14:00Z">
         <w:r>
           <w:t>PCB Rev E is required for the A1120EUA-T</w:t>
         </w:r>
       </w:ins>
-      <w:ins w:id="237" w:author="Andrew Instone-Cowie" w:date="2025-07-09T16:16:00Z" w16du:dateUtc="2025-07-09T15:16:00Z">
+      <w:ins w:id="247" w:author="Andrew Instone-Cowie" w:date="2025-07-09T16:16:00Z" w16du:dateUtc="2025-07-09T15:16:00Z">
         <w:r>
           <w:t>, and the updated PCB can accommodate either one A1120 device or o</w:t>
         </w:r>
       </w:ins>
-      <w:ins w:id="238" w:author="Andrew Instone-Cowie" w:date="2025-07-09T16:17:00Z" w16du:dateUtc="2025-07-09T15:17:00Z">
+      <w:ins w:id="248" w:author="Andrew Instone-Cowie" w:date="2025-07-09T16:17:00Z" w16du:dateUtc="2025-07-09T15:17:00Z">
         <w:r>
           <w:t>ne 2SS52M device, in right- and left-handed configurations.</w:t>
         </w:r>
       </w:ins>
-      <w:ins w:id="239" w:author="Andrew Instone-Cowie" w:date="2025-07-09T16:18:00Z" w16du:dateUtc="2025-07-09T15:18:00Z">
+      <w:ins w:id="249" w:author="Andrew Instone-Cowie" w:date="2025-07-09T16:18:00Z" w16du:dateUtc="2025-07-09T15:18:00Z">
         <w:r>
           <w:t xml:space="preserve"> The details can be found in the updated </w:t>
         </w:r>
@@ -3968,7 +3980,7 @@
             <w:bCs/>
             <w:i/>
             <w:iCs/>
-            <w:rPrChange w:id="240" w:author="Andrew Instone-Cowie" w:date="2025-07-09T16:18:00Z" w16du:dateUtc="2025-07-09T15:18:00Z">
+            <w:rPrChange w:id="250" w:author="Andrew Instone-Cowie" w:date="2025-07-09T16:18:00Z" w16du:dateUtc="2025-07-09T15:18:00Z">
               <w:rPr/>
             </w:rPrChange>
           </w:rPr>
@@ -4204,7 +4216,7 @@
       <w:pPr>
         <w:pStyle w:val="FootnoteText"/>
       </w:pPr>
-      <w:ins w:id="188" w:author="Andrew Instone-Cowie" w:date="2025-04-14T20:23:00Z" w16du:dateUtc="2025-04-14T19:23:00Z">
+      <w:ins w:id="198" w:author="Andrew Instone-Cowie" w:date="2025-04-14T20:23:00Z" w16du:dateUtc="2025-04-14T19:23:00Z">
         <w:r>
           <w:rPr>
             <w:rStyle w:val="FootnoteReference"/>
@@ -4215,7 +4227,7 @@
           <w:t xml:space="preserve"> </w:t>
         </w:r>
       </w:ins>
-      <w:ins w:id="189" w:author="Andrew Instone-Cowie" w:date="2025-04-14T20:24:00Z" w16du:dateUtc="2025-04-14T19:24:00Z">
+      <w:ins w:id="199" w:author="Andrew Instone-Cowie" w:date="2025-04-14T20:24:00Z" w16du:dateUtc="2025-04-14T19:24:00Z">
         <w:r>
           <w:fldChar w:fldCharType="begin"/>
         </w:r>
@@ -4223,12 +4235,12 @@
           <w:instrText>HYPERLINK "</w:instrText>
         </w:r>
       </w:ins>
-      <w:ins w:id="190" w:author="Andrew Instone-Cowie" w:date="2025-04-14T20:23:00Z" w16du:dateUtc="2025-04-14T19:23:00Z">
+      <w:ins w:id="200" w:author="Andrew Instone-Cowie" w:date="2025-04-14T20:23:00Z" w16du:dateUtc="2025-04-14T19:23:00Z">
         <w:r>
           <w:instrText>https://www.autodesk.com/support/technical/article/caas/sfdcarticles/sfdcarticles/Autodesk-EAGLE-Announcement-Next-steps-and-FAQ.html</w:instrText>
         </w:r>
       </w:ins>
-      <w:ins w:id="191" w:author="Andrew Instone-Cowie" w:date="2025-04-14T20:24:00Z" w16du:dateUtc="2025-04-14T19:24:00Z">
+      <w:ins w:id="201" w:author="Andrew Instone-Cowie" w:date="2025-04-14T20:24:00Z" w16du:dateUtc="2025-04-14T19:24:00Z">
         <w:r>
           <w:instrText>"</w:instrText>
         </w:r>
@@ -4236,7 +4248,7 @@
           <w:fldChar w:fldCharType="separate"/>
         </w:r>
       </w:ins>
-      <w:ins w:id="192" w:author="Andrew Instone-Cowie" w:date="2025-04-14T20:23:00Z" w16du:dateUtc="2025-04-14T19:23:00Z">
+      <w:ins w:id="202" w:author="Andrew Instone-Cowie" w:date="2025-04-14T20:23:00Z" w16du:dateUtc="2025-04-14T19:23:00Z">
         <w:r>
           <w:rPr>
             <w:rStyle w:val="Hyperlink"/>
@@ -4244,7 +4256,7 @@
           <w:t>https://www.autodesk.com/support/technical/article/caas/sfdcarticles/sfdcarticles/Autodesk-EAGLE-Announcement-Next-steps-and-FAQ.html</w:t>
         </w:r>
       </w:ins>
-      <w:ins w:id="193" w:author="Andrew Instone-Cowie" w:date="2025-04-14T20:24:00Z" w16du:dateUtc="2025-04-14T19:24:00Z">
+      <w:ins w:id="203" w:author="Andrew Instone-Cowie" w:date="2025-04-14T20:24:00Z" w16du:dateUtc="2025-04-14T19:24:00Z">
         <w:r>
           <w:fldChar w:fldCharType="end"/>
         </w:r>
@@ -4272,12 +4284,12 @@
     <w:r>
       <w:t>1.</w:t>
     </w:r>
-    <w:ins w:id="241" w:author="Andrew Instone-Cowie" w:date="2025-07-09T16:10:00Z" w16du:dateUtc="2025-07-09T15:10:00Z">
+    <w:ins w:id="251" w:author="Andrew Instone-Cowie" w:date="2025-07-09T16:10:00Z" w16du:dateUtc="2025-07-09T15:10:00Z">
       <w:r>
         <w:t>2</w:t>
       </w:r>
     </w:ins>
-    <w:del w:id="242" w:author="Andrew Instone-Cowie" w:date="2025-07-09T16:10:00Z" w16du:dateUtc="2025-07-09T15:10:00Z">
+    <w:del w:id="252" w:author="Andrew Instone-Cowie" w:date="2025-07-09T16:10:00Z" w16du:dateUtc="2025-07-09T15:10:00Z">
       <w:r>
         <w:delText>0</w:delText>
       </w:r>
@@ -4304,12 +4316,12 @@
     <w:r>
       <w:t>RELEASE NOTES 1.</w:t>
     </w:r>
-    <w:ins w:id="243" w:author="Andrew Instone-Cowie" w:date="2025-07-09T16:10:00Z" w16du:dateUtc="2025-07-09T15:10:00Z">
+    <w:ins w:id="253" w:author="Andrew Instone-Cowie" w:date="2025-07-09T16:10:00Z" w16du:dateUtc="2025-07-09T15:10:00Z">
       <w:r>
         <w:t>2</w:t>
       </w:r>
     </w:ins>
-    <w:del w:id="244" w:author="Andrew Instone-Cowie" w:date="2025-07-09T16:10:00Z" w16du:dateUtc="2025-07-09T15:10:00Z">
+    <w:del w:id="254" w:author="Andrew Instone-Cowie" w:date="2025-07-09T16:10:00Z" w16du:dateUtc="2025-07-09T15:10:00Z">
       <w:r>
         <w:delText>0</w:delText>
       </w:r>
@@ -9424,6 +9436,7 @@
   <w:style w:type="character" w:default="1" w:styleId="DefaultParagraphFont">
     <w:name w:val="Default Paragraph Font"/>
     <w:uiPriority w:val="1"/>
+    <w:semiHidden/>
     <w:unhideWhenUsed/>
   </w:style>
   <w:style w:type="table" w:default="1" w:styleId="TableNormal">
